--- a/系统测试大纲.docx
+++ b/系统测试大纲.docx
@@ -35,7 +35,7 @@
         <w:rPr>
           <w:sz w:val="21"/>
         </w:rPr>
-        <w:t>文档版本：V1.0        编制日期：2026-06-16</w:t>
+        <w:t>文档版本：V1.0        编制日期：2026-06-18</w:t>
       </w:r>
     </w:p>
     <w:p>
@@ -1235,7 +1235,7 @@
         <w:rPr>
           <w:sz w:val="21"/>
         </w:rPr>
-        <w:t>共 69 条用例，按模块组织。每条含：编号、标题、前置条件、测试步骤、预期结果。</w:t>
+        <w:t>共 61 条用例，按模块组织。每条含：编号、标题、前置条件、测试步骤、预期结果。</w:t>
       </w:r>
     </w:p>
     <w:p>
@@ -1251,7 +1251,7 @@
         <w:pStyle w:val="Heading3"/>
       </w:pPr>
       <w:r>
-        <w:t>TC-DASH-01  仪表盘正常加载，展示四类画像统计卡片</w:t>
+        <w:t>TC-DASH-01  仪表盘加载且四类统计卡片为数字</w:t>
       </w:r>
     </w:p>
     <w:tbl>
@@ -1483,7 +1483,7 @@
                 <w:b w:val="0"/>
                 <w:sz w:val="18"/>
               </w:rPr>
-              <w:t>访问 /dashboard，等待渲染</w:t>
+              <w:t>访问仪表盘，断言四类卡片有数值</w:t>
             </w:r>
           </w:p>
         </w:tc>
@@ -1515,7 +1515,7 @@
                 <w:b w:val="0"/>
                 <w:sz w:val="18"/>
               </w:rPr>
-              <w:t>操作成功，无异常，UI 正确响应</w:t>
+              <w:t>操作成功且页面内容正确（断言通过）</w:t>
             </w:r>
           </w:p>
         </w:tc>
@@ -1526,7 +1526,7 @@
         <w:pStyle w:val="Heading3"/>
       </w:pPr>
       <w:r>
-        <w:t>TC-DASH-02  统计卡片显示数值（技术/项目/机构/人员）</w:t>
+        <w:t>TC-DASH-02  前沿技术 Top5 表有数据且含技术名/评分</w:t>
       </w:r>
     </w:p>
     <w:tbl>
@@ -1758,7 +1758,7 @@
                 <w:b w:val="0"/>
                 <w:sz w:val="18"/>
               </w:rPr>
-              <w:t>检查四个统计卡片均含数字</w:t>
+              <w:t>断言前沿表行数&gt;0、含融合评分</w:t>
             </w:r>
           </w:p>
         </w:tc>
@@ -1790,7 +1790,7 @@
                 <w:b w:val="0"/>
                 <w:sz w:val="18"/>
               </w:rPr>
-              <w:t>操作成功，无异常，UI 正确响应</w:t>
+              <w:t>操作成功且页面内容正确（断言通过）</w:t>
             </w:r>
           </w:p>
         </w:tc>
@@ -1809,7 +1809,7 @@
         <w:pStyle w:val="Heading3"/>
       </w:pPr>
       <w:r>
-        <w:t>TC-TECH-01  技术画像列表加载</w:t>
+        <w:t>TC-TECH-01  技术画像列表加载且名称列非空</w:t>
       </w:r>
     </w:p>
     <w:tbl>
@@ -2041,7 +2041,7 @@
                 <w:b w:val="0"/>
                 <w:sz w:val="18"/>
               </w:rPr>
-              <w:t>访问 /tech</w:t>
+              <w:t>访问/tech，断言行数&gt;0且名称非空</w:t>
             </w:r>
           </w:p>
         </w:tc>
@@ -2073,7 +2073,7 @@
                 <w:b w:val="0"/>
                 <w:sz w:val="18"/>
               </w:rPr>
-              <w:t>操作成功，无异常，UI 正确响应</w:t>
+              <w:t>操作成功且页面内容正确（断言通过）</w:t>
             </w:r>
           </w:p>
         </w:tc>
@@ -2084,7 +2084,7 @@
         <w:pStyle w:val="Heading3"/>
       </w:pPr>
       <w:r>
-        <w:t>TC-TECH-02  关键词搜索技术</w:t>
+        <w:t>TC-TECH-02  技术画像关键词搜索有过滤效果</w:t>
       </w:r>
     </w:p>
     <w:tbl>
@@ -2316,7 +2316,7 @@
                 <w:b w:val="0"/>
                 <w:sz w:val="18"/>
               </w:rPr>
-              <w:t>在搜索框输入'芯片'回车</w:t>
+              <w:t>搜'芯片'断言结果变化</w:t>
             </w:r>
           </w:p>
         </w:tc>
@@ -2348,7 +2348,7 @@
                 <w:b w:val="0"/>
                 <w:sz w:val="18"/>
               </w:rPr>
-              <w:t>操作成功，无异常，UI 正确响应</w:t>
+              <w:t>操作成功且页面内容正确（断言通过）</w:t>
             </w:r>
           </w:p>
         </w:tc>
@@ -2359,7 +2359,7 @@
         <w:pStyle w:val="Heading3"/>
       </w:pPr>
       <w:r>
-        <w:t>TC-TECH-03  清空/重置搜索（空关键词）</w:t>
+        <w:t>TC-TECH-03  技术画像清空搜索恢复列表</w:t>
       </w:r>
     </w:p>
     <w:tbl>
@@ -2591,7 +2591,7 @@
                 <w:b w:val="0"/>
                 <w:sz w:val="18"/>
               </w:rPr>
-              <w:t>清空搜索</w:t>
+              <w:t>空关键词搜索</w:t>
             </w:r>
           </w:p>
         </w:tc>
@@ -2623,7 +2623,7 @@
                 <w:b w:val="0"/>
                 <w:sz w:val="18"/>
               </w:rPr>
-              <w:t>操作成功，无异常，UI 正确响应</w:t>
+              <w:t>操作成功且页面内容正确（断言通过）</w:t>
             </w:r>
           </w:p>
         </w:tc>
@@ -2634,7 +2634,7 @@
         <w:pStyle w:val="Heading3"/>
       </w:pPr>
       <w:r>
-        <w:t>TC-TECH-04  打开技术详情抽屉</w:t>
+        <w:t>TC-TECH-04  技术画像详情抽屉字段非空</w:t>
       </w:r>
     </w:p>
     <w:tbl>
@@ -2866,7 +2866,7 @@
                 <w:b w:val="0"/>
                 <w:sz w:val="18"/>
               </w:rPr>
-              <w:t>点击表格首行操作列'详情'</w:t>
+              <w:t>打开详情，断言名称/字段有值</w:t>
             </w:r>
           </w:p>
         </w:tc>
@@ -2898,7 +2898,7 @@
                 <w:b w:val="0"/>
                 <w:sz w:val="18"/>
               </w:rPr>
-              <w:t>操作成功，无异常，UI 正确响应</w:t>
+              <w:t>操作成功且页面内容正确（断言通过）</w:t>
             </w:r>
           </w:p>
         </w:tc>
@@ -2909,7 +2909,7 @@
         <w:pStyle w:val="Heading3"/>
       </w:pPr>
       <w:r>
-        <w:t>TC-TECH-05  切换到'基本信息' Tab 并渲染</w:t>
+        <w:t>TC-TECH-05  技术画像切换'基本信息'并渲染</w:t>
       </w:r>
     </w:p>
     <w:tbl>
@@ -3141,7 +3141,7 @@
                 <w:b w:val="0"/>
                 <w:sz w:val="18"/>
               </w:rPr>
-              <w:t>点击 基本信息 Tab</w:t>
+              <w:t>点击基本信息断言有内容</w:t>
             </w:r>
           </w:p>
         </w:tc>
@@ -3173,7 +3173,7 @@
                 <w:b w:val="0"/>
                 <w:sz w:val="18"/>
               </w:rPr>
-              <w:t>操作成功，无异常，UI 正确响应</w:t>
+              <w:t>操作成功且页面内容正确（断言通过）</w:t>
             </w:r>
           </w:p>
         </w:tc>
@@ -3184,7 +3184,7 @@
         <w:pStyle w:val="Heading3"/>
       </w:pPr>
       <w:r>
-        <w:t>TC-TECH-06  切换到'里程碑' Tab 并渲染</w:t>
+        <w:t>TC-TECH-06  技术画像切换'里程碑'并渲染</w:t>
       </w:r>
     </w:p>
     <w:tbl>
@@ -3416,7 +3416,7 @@
                 <w:b w:val="0"/>
                 <w:sz w:val="18"/>
               </w:rPr>
-              <w:t>点击 里程碑 Tab</w:t>
+              <w:t>点击里程碑断言有内容</w:t>
             </w:r>
           </w:p>
         </w:tc>
@@ -3448,7 +3448,7 @@
                 <w:b w:val="0"/>
                 <w:sz w:val="18"/>
               </w:rPr>
-              <w:t>操作成功，无异常，UI 正确响应</w:t>
+              <w:t>操作成功且页面内容正确（断言通过）</w:t>
             </w:r>
           </w:p>
         </w:tc>
@@ -3459,7 +3459,7 @@
         <w:pStyle w:val="Heading3"/>
       </w:pPr>
       <w:r>
-        <w:t>TC-TECH-07  切换到'科研成果' Tab 并渲染</w:t>
+        <w:t>TC-TECH-07  技术画像切换'科研成果'并渲染</w:t>
       </w:r>
     </w:p>
     <w:tbl>
@@ -3691,7 +3691,7 @@
                 <w:b w:val="0"/>
                 <w:sz w:val="18"/>
               </w:rPr>
-              <w:t>点击 科研成果 Tab</w:t>
+              <w:t>点击科研成果断言有内容</w:t>
             </w:r>
           </w:p>
         </w:tc>
@@ -3723,7 +3723,7 @@
                 <w:b w:val="0"/>
                 <w:sz w:val="18"/>
               </w:rPr>
-              <w:t>操作成功，无异常，UI 正确响应</w:t>
+              <w:t>操作成功且页面内容正确（断言通过）</w:t>
             </w:r>
           </w:p>
         </w:tc>
@@ -3734,7 +3734,7 @@
         <w:pStyle w:val="Heading3"/>
       </w:pPr>
       <w:r>
-        <w:t>TC-TECH-08  切换到'统计图表' Tab 并渲染</w:t>
+        <w:t>TC-TECH-08  技术画像切换'统计图表'并渲染</w:t>
       </w:r>
     </w:p>
     <w:tbl>
@@ -3966,7 +3966,7 @@
                 <w:b w:val="0"/>
                 <w:sz w:val="18"/>
               </w:rPr>
-              <w:t>点击 统计图表 Tab</w:t>
+              <w:t>点击统计图表断言有内容</w:t>
             </w:r>
           </w:p>
         </w:tc>
@@ -3998,7 +3998,7 @@
                 <w:b w:val="0"/>
                 <w:sz w:val="18"/>
               </w:rPr>
-              <w:t>操作成功，无异常，UI 正确响应</w:t>
+              <w:t>操作成功且页面内容正确（断言通过）</w:t>
             </w:r>
           </w:p>
         </w:tc>
@@ -4009,7 +4009,7 @@
         <w:pStyle w:val="Heading3"/>
       </w:pPr>
       <w:r>
-        <w:t>TC-TECH-09  切换到'关联图谱' Tab 并渲染</w:t>
+        <w:t>TC-TECH-09  技术画像切换'关联图谱'并渲染</w:t>
       </w:r>
     </w:p>
     <w:tbl>
@@ -4241,7 +4241,7 @@
                 <w:b w:val="0"/>
                 <w:sz w:val="18"/>
               </w:rPr>
-              <w:t>点击 关联图谱 Tab</w:t>
+              <w:t>点击关联图谱断言有内容</w:t>
             </w:r>
           </w:p>
         </w:tc>
@@ -4273,7 +4273,7 @@
                 <w:b w:val="0"/>
                 <w:sz w:val="18"/>
               </w:rPr>
-              <w:t>操作成功，无异常，UI 正确响应</w:t>
+              <w:t>操作成功且页面内容正确（断言通过）</w:t>
             </w:r>
           </w:p>
         </w:tc>
@@ -4284,7 +4284,7 @@
         <w:pStyle w:val="Heading3"/>
       </w:pPr>
       <w:r>
-        <w:t>TC-TECH-10  关闭详情抽屉</w:t>
+        <w:t>TC-TECH-11  关联图谱有节点(canvas)</w:t>
       </w:r>
     </w:p>
     <w:tbl>
@@ -4356,7 +4356,7 @@
                 <w:b w:val="0"/>
                 <w:sz w:val="18"/>
               </w:rPr>
-              <w:t>TC-TECH-10</w:t>
+              <w:t>TC-TECH-11</w:t>
             </w:r>
           </w:p>
         </w:tc>
@@ -4516,7 +4516,7 @@
                 <w:b w:val="0"/>
                 <w:sz w:val="18"/>
               </w:rPr>
-              <w:t>点击抽屉关闭</w:t>
+              <w:t>断言canvas存在</w:t>
             </w:r>
           </w:p>
         </w:tc>
@@ -4548,7 +4548,7 @@
                 <w:b w:val="0"/>
                 <w:sz w:val="18"/>
               </w:rPr>
-              <w:t>操作成功，无异常，UI 正确响应</w:t>
+              <w:t>操作成功且页面内容正确（断言通过）</w:t>
             </w:r>
           </w:p>
         </w:tc>
@@ -4559,7 +4559,7 @@
         <w:pStyle w:val="Heading3"/>
       </w:pPr>
       <w:r>
-        <w:t>TC-TECH-11  点击'新建'打开创建表单</w:t>
+        <w:t>TC-TECH-12  关闭详情抽屉</w:t>
       </w:r>
     </w:p>
     <w:tbl>
@@ -4631,7 +4631,7 @@
                 <w:b w:val="0"/>
                 <w:sz w:val="18"/>
               </w:rPr>
-              <w:t>TC-TECH-11</w:t>
+              <w:t>TC-TECH-12</w:t>
             </w:r>
           </w:p>
         </w:tc>
@@ -4791,7 +4791,7 @@
                 <w:b w:val="0"/>
                 <w:sz w:val="18"/>
               </w:rPr>
-              <w:t>点击新建按钮</w:t>
+              <w:t>关闭</w:t>
             </w:r>
           </w:p>
         </w:tc>
@@ -4823,557 +4823,7 @@
                 <w:b w:val="0"/>
                 <w:sz w:val="18"/>
               </w:rPr>
-              <w:t>操作成功，无异常，UI 正确响应</w:t>
-            </w:r>
-          </w:p>
-        </w:tc>
-      </w:tr>
-    </w:tbl>
-    <w:p>
-      <w:pPr>
-        <w:pStyle w:val="Heading3"/>
-      </w:pPr>
-      <w:r>
-        <w:t>TC-TECH-12  点击'刷新'重载数据</w:t>
-      </w:r>
-    </w:p>
-    <w:tbl>
-      <w:tblPr>
-        <w:tblStyle w:val="TableGrid"/>
-        <w:tblW w:type="auto" w:w="0"/>
-        <w:tblLook w:firstColumn="1" w:firstRow="1" w:lastColumn="0" w:lastRow="0" w:noHBand="0" w:noVBand="1" w:val="04A0"/>
-      </w:tblPr>
-      <w:tblGrid>
-        <w:gridCol w:w="4320"/>
-        <w:gridCol w:w="4320"/>
-      </w:tblGrid>
-      <w:tr>
-        <w:tc>
-          <w:tcPr>
-            <w:tcW w:type="dxa" w:w="1701"/>
-          </w:tcPr>
-          <w:p>
-            <w:r/>
-            <w:r>
-              <w:rPr>
-                <w:b/>
-                <w:sz w:val="18"/>
-              </w:rPr>
-              <w:t>项目</w:t>
-            </w:r>
-          </w:p>
-        </w:tc>
-        <w:tc>
-          <w:tcPr>
-            <w:tcW w:type="dxa" w:w="6803"/>
-          </w:tcPr>
-          <w:p>
-            <w:r/>
-            <w:r>
-              <w:rPr>
-                <w:b/>
-                <w:sz w:val="18"/>
-              </w:rPr>
-              <w:t>内容</w:t>
-            </w:r>
-          </w:p>
-        </w:tc>
-      </w:tr>
-      <w:tr>
-        <w:tc>
-          <w:tcPr>
-            <w:tcW w:type="dxa" w:w="1701"/>
-          </w:tcPr>
-          <w:p>
-            <w:r/>
-            <w:r>
-              <w:rPr>
-                <w:b w:val="0"/>
-                <w:sz w:val="18"/>
-              </w:rPr>
-              <w:t>用例编号</w:t>
-            </w:r>
-          </w:p>
-        </w:tc>
-        <w:tc>
-          <w:tcPr>
-            <w:tcW w:type="dxa" w:w="6803"/>
-          </w:tcPr>
-          <w:p>
-            <w:r/>
-            <w:r>
-              <w:rPr>
-                <w:b w:val="0"/>
-                <w:sz w:val="18"/>
-              </w:rPr>
-              <w:t>TC-TECH-12</w:t>
-            </w:r>
-          </w:p>
-        </w:tc>
-      </w:tr>
-      <w:tr>
-        <w:tc>
-          <w:tcPr>
-            <w:tcW w:type="dxa" w:w="1701"/>
-          </w:tcPr>
-          <w:p>
-            <w:r/>
-            <w:r>
-              <w:rPr>
-                <w:b w:val="0"/>
-                <w:sz w:val="18"/>
-              </w:rPr>
-              <w:t>所属模块</w:t>
-            </w:r>
-          </w:p>
-        </w:tc>
-        <w:tc>
-          <w:tcPr>
-            <w:tcW w:type="dxa" w:w="6803"/>
-          </w:tcPr>
-          <w:p>
-            <w:r/>
-            <w:r>
-              <w:rPr>
-                <w:b w:val="0"/>
-                <w:sz w:val="18"/>
-              </w:rPr>
-              <w:t>技术画像</w:t>
-            </w:r>
-          </w:p>
-        </w:tc>
-      </w:tr>
-      <w:tr>
-        <w:tc>
-          <w:tcPr>
-            <w:tcW w:type="dxa" w:w="1701"/>
-          </w:tcPr>
-          <w:p>
-            <w:r/>
-            <w:r>
-              <w:rPr>
-                <w:b w:val="0"/>
-                <w:sz w:val="18"/>
-              </w:rPr>
-              <w:t>优先级</w:t>
-            </w:r>
-          </w:p>
-        </w:tc>
-        <w:tc>
-          <w:tcPr>
-            <w:tcW w:type="dxa" w:w="6803"/>
-          </w:tcPr>
-          <w:p>
-            <w:r/>
-            <w:r>
-              <w:rPr>
-                <w:b w:val="0"/>
-                <w:sz w:val="18"/>
-              </w:rPr>
-              <w:t>中</w:t>
-            </w:r>
-          </w:p>
-        </w:tc>
-      </w:tr>
-      <w:tr>
-        <w:tc>
-          <w:tcPr>
-            <w:tcW w:type="dxa" w:w="1701"/>
-          </w:tcPr>
-          <w:p>
-            <w:r/>
-            <w:r>
-              <w:rPr>
-                <w:b w:val="0"/>
-                <w:sz w:val="18"/>
-              </w:rPr>
-              <w:t>测试类型</w:t>
-            </w:r>
-          </w:p>
-        </w:tc>
-        <w:tc>
-          <w:tcPr>
-            <w:tcW w:type="dxa" w:w="6803"/>
-          </w:tcPr>
-          <w:p>
-            <w:r/>
-            <w:r>
-              <w:rPr>
-                <w:b w:val="0"/>
-                <w:sz w:val="18"/>
-              </w:rPr>
-              <w:t>功能</w:t>
-            </w:r>
-          </w:p>
-        </w:tc>
-      </w:tr>
-      <w:tr>
-        <w:tc>
-          <w:tcPr>
-            <w:tcW w:type="dxa" w:w="1701"/>
-          </w:tcPr>
-          <w:p>
-            <w:r/>
-            <w:r>
-              <w:rPr>
-                <w:b w:val="0"/>
-                <w:sz w:val="18"/>
-              </w:rPr>
-              <w:t>前置条件</w:t>
-            </w:r>
-          </w:p>
-        </w:tc>
-        <w:tc>
-          <w:tcPr>
-            <w:tcW w:type="dxa" w:w="6803"/>
-          </w:tcPr>
-          <w:p>
-            <w:r/>
-            <w:r>
-              <w:rPr>
-                <w:b w:val="0"/>
-                <w:sz w:val="18"/>
-              </w:rPr>
-              <w:t>系统已部署，模拟数据已加载，页面可访问</w:t>
-            </w:r>
-          </w:p>
-        </w:tc>
-      </w:tr>
-      <w:tr>
-        <w:tc>
-          <w:tcPr>
-            <w:tcW w:type="dxa" w:w="1701"/>
-          </w:tcPr>
-          <w:p>
-            <w:r/>
-            <w:r>
-              <w:rPr>
-                <w:b w:val="0"/>
-                <w:sz w:val="18"/>
-              </w:rPr>
-              <w:t>测试步骤</w:t>
-            </w:r>
-          </w:p>
-        </w:tc>
-        <w:tc>
-          <w:tcPr>
-            <w:tcW w:type="dxa" w:w="6803"/>
-          </w:tcPr>
-          <w:p>
-            <w:r/>
-            <w:r>
-              <w:rPr>
-                <w:b w:val="0"/>
-                <w:sz w:val="18"/>
-              </w:rPr>
-              <w:t>点击刷新</w:t>
-            </w:r>
-          </w:p>
-        </w:tc>
-      </w:tr>
-      <w:tr>
-        <w:tc>
-          <w:tcPr>
-            <w:tcW w:type="dxa" w:w="1701"/>
-          </w:tcPr>
-          <w:p>
-            <w:r/>
-            <w:r>
-              <w:rPr>
-                <w:b w:val="0"/>
-                <w:sz w:val="18"/>
-              </w:rPr>
-              <w:t>预期结果</w:t>
-            </w:r>
-          </w:p>
-        </w:tc>
-        <w:tc>
-          <w:tcPr>
-            <w:tcW w:type="dxa" w:w="6803"/>
-          </w:tcPr>
-          <w:p>
-            <w:r/>
-            <w:r>
-              <w:rPr>
-                <w:b w:val="0"/>
-                <w:sz w:val="18"/>
-              </w:rPr>
-              <w:t>操作成功，无异常，UI 正确响应</w:t>
-            </w:r>
-          </w:p>
-        </w:tc>
-      </w:tr>
-    </w:tbl>
-    <w:p>
-      <w:pPr>
-        <w:pStyle w:val="Heading3"/>
-      </w:pPr>
-      <w:r>
-        <w:t>TC-TECH-13  分页切换</w:t>
-      </w:r>
-    </w:p>
-    <w:tbl>
-      <w:tblPr>
-        <w:tblStyle w:val="TableGrid"/>
-        <w:tblW w:type="auto" w:w="0"/>
-        <w:tblLook w:firstColumn="1" w:firstRow="1" w:lastColumn="0" w:lastRow="0" w:noHBand="0" w:noVBand="1" w:val="04A0"/>
-      </w:tblPr>
-      <w:tblGrid>
-        <w:gridCol w:w="4320"/>
-        <w:gridCol w:w="4320"/>
-      </w:tblGrid>
-      <w:tr>
-        <w:tc>
-          <w:tcPr>
-            <w:tcW w:type="dxa" w:w="1701"/>
-          </w:tcPr>
-          <w:p>
-            <w:r/>
-            <w:r>
-              <w:rPr>
-                <w:b/>
-                <w:sz w:val="18"/>
-              </w:rPr>
-              <w:t>项目</w:t>
-            </w:r>
-          </w:p>
-        </w:tc>
-        <w:tc>
-          <w:tcPr>
-            <w:tcW w:type="dxa" w:w="6803"/>
-          </w:tcPr>
-          <w:p>
-            <w:r/>
-            <w:r>
-              <w:rPr>
-                <w:b/>
-                <w:sz w:val="18"/>
-              </w:rPr>
-              <w:t>内容</w:t>
-            </w:r>
-          </w:p>
-        </w:tc>
-      </w:tr>
-      <w:tr>
-        <w:tc>
-          <w:tcPr>
-            <w:tcW w:type="dxa" w:w="1701"/>
-          </w:tcPr>
-          <w:p>
-            <w:r/>
-            <w:r>
-              <w:rPr>
-                <w:b w:val="0"/>
-                <w:sz w:val="18"/>
-              </w:rPr>
-              <w:t>用例编号</w:t>
-            </w:r>
-          </w:p>
-        </w:tc>
-        <w:tc>
-          <w:tcPr>
-            <w:tcW w:type="dxa" w:w="6803"/>
-          </w:tcPr>
-          <w:p>
-            <w:r/>
-            <w:r>
-              <w:rPr>
-                <w:b w:val="0"/>
-                <w:sz w:val="18"/>
-              </w:rPr>
-              <w:t>TC-TECH-13</w:t>
-            </w:r>
-          </w:p>
-        </w:tc>
-      </w:tr>
-      <w:tr>
-        <w:tc>
-          <w:tcPr>
-            <w:tcW w:type="dxa" w:w="1701"/>
-          </w:tcPr>
-          <w:p>
-            <w:r/>
-            <w:r>
-              <w:rPr>
-                <w:b w:val="0"/>
-                <w:sz w:val="18"/>
-              </w:rPr>
-              <w:t>所属模块</w:t>
-            </w:r>
-          </w:p>
-        </w:tc>
-        <w:tc>
-          <w:tcPr>
-            <w:tcW w:type="dxa" w:w="6803"/>
-          </w:tcPr>
-          <w:p>
-            <w:r/>
-            <w:r>
-              <w:rPr>
-                <w:b w:val="0"/>
-                <w:sz w:val="18"/>
-              </w:rPr>
-              <w:t>技术画像</w:t>
-            </w:r>
-          </w:p>
-        </w:tc>
-      </w:tr>
-      <w:tr>
-        <w:tc>
-          <w:tcPr>
-            <w:tcW w:type="dxa" w:w="1701"/>
-          </w:tcPr>
-          <w:p>
-            <w:r/>
-            <w:r>
-              <w:rPr>
-                <w:b w:val="0"/>
-                <w:sz w:val="18"/>
-              </w:rPr>
-              <w:t>优先级</w:t>
-            </w:r>
-          </w:p>
-        </w:tc>
-        <w:tc>
-          <w:tcPr>
-            <w:tcW w:type="dxa" w:w="6803"/>
-          </w:tcPr>
-          <w:p>
-            <w:r/>
-            <w:r>
-              <w:rPr>
-                <w:b w:val="0"/>
-                <w:sz w:val="18"/>
-              </w:rPr>
-              <w:t>中</w:t>
-            </w:r>
-          </w:p>
-        </w:tc>
-      </w:tr>
-      <w:tr>
-        <w:tc>
-          <w:tcPr>
-            <w:tcW w:type="dxa" w:w="1701"/>
-          </w:tcPr>
-          <w:p>
-            <w:r/>
-            <w:r>
-              <w:rPr>
-                <w:b w:val="0"/>
-                <w:sz w:val="18"/>
-              </w:rPr>
-              <w:t>测试类型</w:t>
-            </w:r>
-          </w:p>
-        </w:tc>
-        <w:tc>
-          <w:tcPr>
-            <w:tcW w:type="dxa" w:w="6803"/>
-          </w:tcPr>
-          <w:p>
-            <w:r/>
-            <w:r>
-              <w:rPr>
-                <w:b w:val="0"/>
-                <w:sz w:val="18"/>
-              </w:rPr>
-              <w:t>功能</w:t>
-            </w:r>
-          </w:p>
-        </w:tc>
-      </w:tr>
-      <w:tr>
-        <w:tc>
-          <w:tcPr>
-            <w:tcW w:type="dxa" w:w="1701"/>
-          </w:tcPr>
-          <w:p>
-            <w:r/>
-            <w:r>
-              <w:rPr>
-                <w:b w:val="0"/>
-                <w:sz w:val="18"/>
-              </w:rPr>
-              <w:t>前置条件</w:t>
-            </w:r>
-          </w:p>
-        </w:tc>
-        <w:tc>
-          <w:tcPr>
-            <w:tcW w:type="dxa" w:w="6803"/>
-          </w:tcPr>
-          <w:p>
-            <w:r/>
-            <w:r>
-              <w:rPr>
-                <w:b w:val="0"/>
-                <w:sz w:val="18"/>
-              </w:rPr>
-              <w:t>系统已部署，模拟数据已加载，页面可访问</w:t>
-            </w:r>
-          </w:p>
-        </w:tc>
-      </w:tr>
-      <w:tr>
-        <w:tc>
-          <w:tcPr>
-            <w:tcW w:type="dxa" w:w="1701"/>
-          </w:tcPr>
-          <w:p>
-            <w:r/>
-            <w:r>
-              <w:rPr>
-                <w:b w:val="0"/>
-                <w:sz w:val="18"/>
-              </w:rPr>
-              <w:t>测试步骤</w:t>
-            </w:r>
-          </w:p>
-        </w:tc>
-        <w:tc>
-          <w:tcPr>
-            <w:tcW w:type="dxa" w:w="6803"/>
-          </w:tcPr>
-          <w:p>
-            <w:r/>
-            <w:r>
-              <w:rPr>
-                <w:b w:val="0"/>
-                <w:sz w:val="18"/>
-              </w:rPr>
-              <w:t>尝试翻页</w:t>
-            </w:r>
-          </w:p>
-        </w:tc>
-      </w:tr>
-      <w:tr>
-        <w:tc>
-          <w:tcPr>
-            <w:tcW w:type="dxa" w:w="1701"/>
-          </w:tcPr>
-          <w:p>
-            <w:r/>
-            <w:r>
-              <w:rPr>
-                <w:b w:val="0"/>
-                <w:sz w:val="18"/>
-              </w:rPr>
-              <w:t>预期结果</w:t>
-            </w:r>
-          </w:p>
-        </w:tc>
-        <w:tc>
-          <w:tcPr>
-            <w:tcW w:type="dxa" w:w="6803"/>
-          </w:tcPr>
-          <w:p>
-            <w:r/>
-            <w:r>
-              <w:rPr>
-                <w:b w:val="0"/>
-                <w:sz w:val="18"/>
-              </w:rPr>
-              <w:t>操作成功，无异常，UI 正确响应</w:t>
+              <w:t>操作成功且页面内容正确（断言通过）</w:t>
             </w:r>
           </w:p>
         </w:tc>
@@ -5392,7 +4842,7 @@
         <w:pStyle w:val="Heading3"/>
       </w:pPr>
       <w:r>
-        <w:t>TC-PROJ-01  项目画像列表加载</w:t>
+        <w:t>TC-PROJ-01  项目画像列表加载且名称列非空</w:t>
       </w:r>
     </w:p>
     <w:tbl>
@@ -5624,7 +5074,7 @@
                 <w:b w:val="0"/>
                 <w:sz w:val="18"/>
               </w:rPr>
-              <w:t>访问 /project</w:t>
+              <w:t>访问/project，断言行数&gt;0且名称非空</w:t>
             </w:r>
           </w:p>
         </w:tc>
@@ -5656,7 +5106,7 @@
                 <w:b w:val="0"/>
                 <w:sz w:val="18"/>
               </w:rPr>
-              <w:t>操作成功，无异常，UI 正确响应</w:t>
+              <w:t>操作成功且页面内容正确（断言通过）</w:t>
             </w:r>
           </w:p>
         </w:tc>
@@ -5667,7 +5117,7 @@
         <w:pStyle w:val="Heading3"/>
       </w:pPr>
       <w:r>
-        <w:t>TC-PROJ-02  关键词搜索项目</w:t>
+        <w:t>TC-PROJ-02  项目画像关键词搜索有过滤效果</w:t>
       </w:r>
     </w:p>
     <w:tbl>
@@ -5899,7 +5349,7 @@
                 <w:b w:val="0"/>
                 <w:sz w:val="18"/>
               </w:rPr>
-              <w:t>输入'专项'搜索</w:t>
+              <w:t>搜'专项'断言结果变化</w:t>
             </w:r>
           </w:p>
         </w:tc>
@@ -5931,7 +5381,7 @@
                 <w:b w:val="0"/>
                 <w:sz w:val="18"/>
               </w:rPr>
-              <w:t>操作成功，无异常，UI 正确响应</w:t>
+              <w:t>操作成功且页面内容正确（断言通过）</w:t>
             </w:r>
           </w:p>
         </w:tc>
@@ -5942,7 +5392,7 @@
         <w:pStyle w:val="Heading3"/>
       </w:pPr>
       <w:r>
-        <w:t>TC-PROJ-03  重置搜索</w:t>
+        <w:t>TC-PROJ-03  项目画像清空搜索恢复列表</w:t>
       </w:r>
     </w:p>
     <w:tbl>
@@ -6174,7 +5624,7 @@
                 <w:b w:val="0"/>
                 <w:sz w:val="18"/>
               </w:rPr>
-              <w:t>空关键词</w:t>
+              <w:t>空关键词搜索</w:t>
             </w:r>
           </w:p>
         </w:tc>
@@ -6206,7 +5656,7 @@
                 <w:b w:val="0"/>
                 <w:sz w:val="18"/>
               </w:rPr>
-              <w:t>操作成功，无异常，UI 正确响应</w:t>
+              <w:t>操作成功且页面内容正确（断言通过）</w:t>
             </w:r>
           </w:p>
         </w:tc>
@@ -6217,7 +5667,7 @@
         <w:pStyle w:val="Heading3"/>
       </w:pPr>
       <w:r>
-        <w:t>TC-PROJ-04  打开项目详情</w:t>
+        <w:t>TC-PROJ-04  项目画像详情抽屉字段非空</w:t>
       </w:r>
     </w:p>
     <w:tbl>
@@ -6449,7 +5899,7 @@
                 <w:b w:val="0"/>
                 <w:sz w:val="18"/>
               </w:rPr>
-              <w:t>点击详情</w:t>
+              <w:t>打开详情，断言名称/字段有值</w:t>
             </w:r>
           </w:p>
         </w:tc>
@@ -6481,7 +5931,7 @@
                 <w:b w:val="0"/>
                 <w:sz w:val="18"/>
               </w:rPr>
-              <w:t>操作成功，无异常，UI 正确响应</w:t>
+              <w:t>操作成功且页面内容正确（断言通过）</w:t>
             </w:r>
           </w:p>
         </w:tc>
@@ -6492,7 +5942,7 @@
         <w:pStyle w:val="Heading3"/>
       </w:pPr>
       <w:r>
-        <w:t>TC-PROJ-05  切换到'基本信息' Tab 并渲染</w:t>
+        <w:t>TC-PROJ-05  项目画像切换'基本信息'并渲染</w:t>
       </w:r>
     </w:p>
     <w:tbl>
@@ -6724,7 +6174,7 @@
                 <w:b w:val="0"/>
                 <w:sz w:val="18"/>
               </w:rPr>
-              <w:t>点击 基本信息 Tab</w:t>
+              <w:t>点击基本信息断言有内容</w:t>
             </w:r>
           </w:p>
         </w:tc>
@@ -6756,7 +6206,7 @@
                 <w:b w:val="0"/>
                 <w:sz w:val="18"/>
               </w:rPr>
-              <w:t>操作成功，无异常，UI 正确响应</w:t>
+              <w:t>操作成功且页面内容正确（断言通过）</w:t>
             </w:r>
           </w:p>
         </w:tc>
@@ -6767,7 +6217,7 @@
         <w:pStyle w:val="Heading3"/>
       </w:pPr>
       <w:r>
-        <w:t>TC-PROJ-06  切换到'研究内容' Tab 并渲染</w:t>
+        <w:t>TC-PROJ-06  项目画像切换'研究内容'并渲染</w:t>
       </w:r>
     </w:p>
     <w:tbl>
@@ -6999,7 +6449,7 @@
                 <w:b w:val="0"/>
                 <w:sz w:val="18"/>
               </w:rPr>
-              <w:t>点击 研究内容 Tab</w:t>
+              <w:t>点击研究内容断言有内容</w:t>
             </w:r>
           </w:p>
         </w:tc>
@@ -7031,7 +6481,7 @@
                 <w:b w:val="0"/>
                 <w:sz w:val="18"/>
               </w:rPr>
-              <w:t>操作成功，无异常，UI 正确响应</w:t>
+              <w:t>操作成功且页面内容正确（断言通过）</w:t>
             </w:r>
           </w:p>
         </w:tc>
@@ -7042,7 +6492,7 @@
         <w:pStyle w:val="Heading3"/>
       </w:pPr>
       <w:r>
-        <w:t>TC-PROJ-07  切换到'发展历程' Tab 并渲染</w:t>
+        <w:t>TC-PROJ-07  项目画像切换'发展历程'并渲染</w:t>
       </w:r>
     </w:p>
     <w:tbl>
@@ -7274,7 +6724,7 @@
                 <w:b w:val="0"/>
                 <w:sz w:val="18"/>
               </w:rPr>
-              <w:t>点击 发展历程 Tab</w:t>
+              <w:t>点击发展历程断言有内容</w:t>
             </w:r>
           </w:p>
         </w:tc>
@@ -7306,7 +6756,7 @@
                 <w:b w:val="0"/>
                 <w:sz w:val="18"/>
               </w:rPr>
-              <w:t>操作成功，无异常，UI 正确响应</w:t>
+              <w:t>操作成功且页面内容正确（断言通过）</w:t>
             </w:r>
           </w:p>
         </w:tc>
@@ -7317,7 +6767,7 @@
         <w:pStyle w:val="Heading3"/>
       </w:pPr>
       <w:r>
-        <w:t>TC-PROJ-08  切换到'预算' Tab 并渲染</w:t>
+        <w:t>TC-PROJ-08  项目画像切换'预算'并渲染</w:t>
       </w:r>
     </w:p>
     <w:tbl>
@@ -7549,7 +6999,7 @@
                 <w:b w:val="0"/>
                 <w:sz w:val="18"/>
               </w:rPr>
-              <w:t>点击 预算 Tab</w:t>
+              <w:t>点击预算断言有内容</w:t>
             </w:r>
           </w:p>
         </w:tc>
@@ -7581,7 +7031,7 @@
                 <w:b w:val="0"/>
                 <w:sz w:val="18"/>
               </w:rPr>
-              <w:t>操作成功，无异常，UI 正确响应</w:t>
+              <w:t>操作成功且页面内容正确（断言通过）</w:t>
             </w:r>
           </w:p>
         </w:tc>
@@ -7592,7 +7042,7 @@
         <w:pStyle w:val="Heading3"/>
       </w:pPr>
       <w:r>
-        <w:t>TC-PROJ-09  切换到'项目成果' Tab 并渲染</w:t>
+        <w:t>TC-PROJ-09  项目画像切换'项目成果'并渲染</w:t>
       </w:r>
     </w:p>
     <w:tbl>
@@ -7824,7 +7274,7 @@
                 <w:b w:val="0"/>
                 <w:sz w:val="18"/>
               </w:rPr>
-              <w:t>点击 项目成果 Tab</w:t>
+              <w:t>点击项目成果断言有内容</w:t>
             </w:r>
           </w:p>
         </w:tc>
@@ -7856,7 +7306,7 @@
                 <w:b w:val="0"/>
                 <w:sz w:val="18"/>
               </w:rPr>
-              <w:t>操作成功，无异常，UI 正确响应</w:t>
+              <w:t>操作成功且页面内容正确（断言通过）</w:t>
             </w:r>
           </w:p>
         </w:tc>
@@ -7867,7 +7317,7 @@
         <w:pStyle w:val="Heading3"/>
       </w:pPr>
       <w:r>
-        <w:t>TC-PROJ-10  切换到'关联图谱' Tab 并渲染</w:t>
+        <w:t>TC-PROJ-10  项目画像切换'关联图谱'并渲染</w:t>
       </w:r>
     </w:p>
     <w:tbl>
@@ -8099,7 +7549,7 @@
                 <w:b w:val="0"/>
                 <w:sz w:val="18"/>
               </w:rPr>
-              <w:t>点击 关联图谱 Tab</w:t>
+              <w:t>点击关联图谱断言有内容</w:t>
             </w:r>
           </w:p>
         </w:tc>
@@ -8131,7 +7581,7 @@
                 <w:b w:val="0"/>
                 <w:sz w:val="18"/>
               </w:rPr>
-              <w:t>操作成功，无异常，UI 正确响应</w:t>
+              <w:t>操作成功且页面内容正确（断言通过）</w:t>
             </w:r>
           </w:p>
         </w:tc>
@@ -8142,7 +7592,7 @@
         <w:pStyle w:val="Heading3"/>
       </w:pPr>
       <w:r>
-        <w:t>TC-PROJ-11  关闭详情</w:t>
+        <w:t>TC-PROJ-11  项目关联图谱canvas</w:t>
       </w:r>
     </w:p>
     <w:tbl>
@@ -8374,7 +7824,7 @@
                 <w:b w:val="0"/>
                 <w:sz w:val="18"/>
               </w:rPr>
-              <w:t>关闭抽屉</w:t>
+              <w:t>断言canvas</w:t>
             </w:r>
           </w:p>
         </w:tc>
@@ -8406,7 +7856,7 @@
                 <w:b w:val="0"/>
                 <w:sz w:val="18"/>
               </w:rPr>
-              <w:t>操作成功，无异常，UI 正确响应</w:t>
+              <w:t>操作成功且页面内容正确（断言通过）</w:t>
             </w:r>
           </w:p>
         </w:tc>
@@ -8417,7 +7867,7 @@
         <w:pStyle w:val="Heading3"/>
       </w:pPr>
       <w:r>
-        <w:t>TC-PROJ-12  刷新</w:t>
+        <w:t>TC-PROJ-12  关闭详情</w:t>
       </w:r>
     </w:p>
     <w:tbl>
@@ -8649,7 +8099,7 @@
                 <w:b w:val="0"/>
                 <w:sz w:val="18"/>
               </w:rPr>
-              <w:t>点击刷新</w:t>
+              <w:t>关闭</w:t>
             </w:r>
           </w:p>
         </w:tc>
@@ -8681,7 +8131,7 @@
                 <w:b w:val="0"/>
                 <w:sz w:val="18"/>
               </w:rPr>
-              <w:t>操作成功，无异常，UI 正确响应</w:t>
+              <w:t>操作成功且页面内容正确（断言通过）</w:t>
             </w:r>
           </w:p>
         </w:tc>
@@ -8700,7 +8150,7 @@
         <w:pStyle w:val="Heading3"/>
       </w:pPr>
       <w:r>
-        <w:t>TC-ORG-01  机构画像列表加载</w:t>
+        <w:t>TC-ORG-01  机构画像列表加载且名称列非空</w:t>
       </w:r>
     </w:p>
     <w:tbl>
@@ -8932,7 +8382,7 @@
                 <w:b w:val="0"/>
                 <w:sz w:val="18"/>
               </w:rPr>
-              <w:t>访问 /org</w:t>
+              <w:t>访问/org，断言行数&gt;0且名称非空</w:t>
             </w:r>
           </w:p>
         </w:tc>
@@ -8964,7 +8414,7 @@
                 <w:b w:val="0"/>
                 <w:sz w:val="18"/>
               </w:rPr>
-              <w:t>操作成功，无异常，UI 正确响应</w:t>
+              <w:t>操作成功且页面内容正确（断言通过）</w:t>
             </w:r>
           </w:p>
         </w:tc>
@@ -8975,7 +8425,7 @@
         <w:pStyle w:val="Heading3"/>
       </w:pPr>
       <w:r>
-        <w:t>TC-ORG-02  关键词搜索机构</w:t>
+        <w:t>TC-ORG-02  机构画像关键词搜索有过滤效果</w:t>
       </w:r>
     </w:p>
     <w:tbl>
@@ -9207,7 +8657,7 @@
                 <w:b w:val="0"/>
                 <w:sz w:val="18"/>
               </w:rPr>
-              <w:t>输入'研究院'</w:t>
+              <w:t>搜'研究院'断言结果变化</w:t>
             </w:r>
           </w:p>
         </w:tc>
@@ -9239,7 +8689,7 @@
                 <w:b w:val="0"/>
                 <w:sz w:val="18"/>
               </w:rPr>
-              <w:t>操作成功，无异常，UI 正确响应</w:t>
+              <w:t>操作成功且页面内容正确（断言通过）</w:t>
             </w:r>
           </w:p>
         </w:tc>
@@ -9250,7 +8700,7 @@
         <w:pStyle w:val="Heading3"/>
       </w:pPr>
       <w:r>
-        <w:t>TC-ORG-03  重置搜索</w:t>
+        <w:t>TC-ORG-03  机构画像清空搜索恢复列表</w:t>
       </w:r>
     </w:p>
     <w:tbl>
@@ -9482,7 +8932,7 @@
                 <w:b w:val="0"/>
                 <w:sz w:val="18"/>
               </w:rPr>
-              <w:t>空关键词</w:t>
+              <w:t>空关键词搜索</w:t>
             </w:r>
           </w:p>
         </w:tc>
@@ -9514,7 +8964,7 @@
                 <w:b w:val="0"/>
                 <w:sz w:val="18"/>
               </w:rPr>
-              <w:t>操作成功，无异常，UI 正确响应</w:t>
+              <w:t>操作成功且页面内容正确（断言通过）</w:t>
             </w:r>
           </w:p>
         </w:tc>
@@ -9525,7 +8975,7 @@
         <w:pStyle w:val="Heading3"/>
       </w:pPr>
       <w:r>
-        <w:t>TC-ORG-04  打开机构详情</w:t>
+        <w:t>TC-ORG-04  机构画像详情抽屉字段非空</w:t>
       </w:r>
     </w:p>
     <w:tbl>
@@ -9757,7 +9207,7 @@
                 <w:b w:val="0"/>
                 <w:sz w:val="18"/>
               </w:rPr>
-              <w:t>点击详情</w:t>
+              <w:t>打开详情，断言名称/字段有值</w:t>
             </w:r>
           </w:p>
         </w:tc>
@@ -9789,7 +9239,7 @@
                 <w:b w:val="0"/>
                 <w:sz w:val="18"/>
               </w:rPr>
-              <w:t>操作成功，无异常，UI 正确响应</w:t>
+              <w:t>操作成功且页面内容正确（断言通过）</w:t>
             </w:r>
           </w:p>
         </w:tc>
@@ -9800,7 +9250,7 @@
         <w:pStyle w:val="Heading3"/>
       </w:pPr>
       <w:r>
-        <w:t>TC-ORG-05  切换到'基本信息' Tab 并渲染</w:t>
+        <w:t>TC-ORG-05  机构画像切换'基本信息'并渲染</w:t>
       </w:r>
     </w:p>
     <w:tbl>
@@ -10032,7 +9482,7 @@
                 <w:b w:val="0"/>
                 <w:sz w:val="18"/>
               </w:rPr>
-              <w:t>点击 基本信息 Tab</w:t>
+              <w:t>点击基本信息断言有内容</w:t>
             </w:r>
           </w:p>
         </w:tc>
@@ -10064,7 +9514,7 @@
                 <w:b w:val="0"/>
                 <w:sz w:val="18"/>
               </w:rPr>
-              <w:t>操作成功，无异常，UI 正确响应</w:t>
+              <w:t>操作成功且页面内容正确（断言通过）</w:t>
             </w:r>
           </w:p>
         </w:tc>
@@ -10075,7 +9525,7 @@
         <w:pStyle w:val="Heading3"/>
       </w:pPr>
       <w:r>
-        <w:t>TC-ORG-06  切换到'发展沿革' Tab 并渲染</w:t>
+        <w:t>TC-ORG-06  机构画像切换'发展沿革'并渲染</w:t>
       </w:r>
     </w:p>
     <w:tbl>
@@ -10307,7 +9757,7 @@
                 <w:b w:val="0"/>
                 <w:sz w:val="18"/>
               </w:rPr>
-              <w:t>点击 发展沿革 Tab</w:t>
+              <w:t>点击发展沿革断言有内容</w:t>
             </w:r>
           </w:p>
         </w:tc>
@@ -10339,7 +9789,7 @@
                 <w:b w:val="0"/>
                 <w:sz w:val="18"/>
               </w:rPr>
-              <w:t>操作成功，无异常，UI 正确响应</w:t>
+              <w:t>操作成功且页面内容正确（断言通过）</w:t>
             </w:r>
           </w:p>
         </w:tc>
@@ -10350,7 +9800,7 @@
         <w:pStyle w:val="Heading3"/>
       </w:pPr>
       <w:r>
-        <w:t>TC-ORG-07  切换到'科研队伍' Tab 并渲染</w:t>
+        <w:t>TC-ORG-07  机构画像切换'科研队伍'并渲染</w:t>
       </w:r>
     </w:p>
     <w:tbl>
@@ -10582,7 +10032,7 @@
                 <w:b w:val="0"/>
                 <w:sz w:val="18"/>
               </w:rPr>
-              <w:t>点击 科研队伍 Tab</w:t>
+              <w:t>点击科研队伍断言有内容</w:t>
             </w:r>
           </w:p>
         </w:tc>
@@ -10614,7 +10064,7 @@
                 <w:b w:val="0"/>
                 <w:sz w:val="18"/>
               </w:rPr>
-              <w:t>操作成功，无异常，UI 正确响应</w:t>
+              <w:t>操作成功且页面内容正确（断言通过）</w:t>
             </w:r>
           </w:p>
         </w:tc>
@@ -10625,7 +10075,7 @@
         <w:pStyle w:val="Heading3"/>
       </w:pPr>
       <w:r>
-        <w:t>TC-ORG-08  切换到'主要成果' Tab 并渲染</w:t>
+        <w:t>TC-ORG-08  机构画像切换'主要成果'并渲染</w:t>
       </w:r>
     </w:p>
     <w:tbl>
@@ -10857,7 +10307,7 @@
                 <w:b w:val="0"/>
                 <w:sz w:val="18"/>
               </w:rPr>
-              <w:t>点击 主要成果 Tab</w:t>
+              <w:t>点击主要成果断言有内容</w:t>
             </w:r>
           </w:p>
         </w:tc>
@@ -10889,7 +10339,7 @@
                 <w:b w:val="0"/>
                 <w:sz w:val="18"/>
               </w:rPr>
-              <w:t>操作成功，无异常，UI 正确响应</w:t>
+              <w:t>操作成功且页面内容正确（断言通过）</w:t>
             </w:r>
           </w:p>
         </w:tc>
@@ -10900,7 +10350,7 @@
         <w:pStyle w:val="Heading3"/>
       </w:pPr>
       <w:r>
-        <w:t>TC-ORG-09  切换到'荣誉奖励' Tab 并渲染</w:t>
+        <w:t>TC-ORG-09  机构画像切换'荣誉奖励'并渲染</w:t>
       </w:r>
     </w:p>
     <w:tbl>
@@ -11132,7 +10582,7 @@
                 <w:b w:val="0"/>
                 <w:sz w:val="18"/>
               </w:rPr>
-              <w:t>点击 荣誉奖励 Tab</w:t>
+              <w:t>点击荣誉奖励断言有内容</w:t>
             </w:r>
           </w:p>
         </w:tc>
@@ -11164,7 +10614,7 @@
                 <w:b w:val="0"/>
                 <w:sz w:val="18"/>
               </w:rPr>
-              <w:t>操作成功，无异常，UI 正确响应</w:t>
+              <w:t>操作成功且页面内容正确（断言通过）</w:t>
             </w:r>
           </w:p>
         </w:tc>
@@ -11175,7 +10625,7 @@
         <w:pStyle w:val="Heading3"/>
       </w:pPr>
       <w:r>
-        <w:t>TC-ORG-10  切换到'关联图谱' Tab 并渲染</w:t>
+        <w:t>TC-ORG-10  机构画像切换'关联图谱'并渲染</w:t>
       </w:r>
     </w:p>
     <w:tbl>
@@ -11407,7 +10857,7 @@
                 <w:b w:val="0"/>
                 <w:sz w:val="18"/>
               </w:rPr>
-              <w:t>点击 关联图谱 Tab</w:t>
+              <w:t>点击关联图谱断言有内容</w:t>
             </w:r>
           </w:p>
         </w:tc>
@@ -11439,7 +10889,7 @@
                 <w:b w:val="0"/>
                 <w:sz w:val="18"/>
               </w:rPr>
-              <w:t>操作成功，无异常，UI 正确响应</w:t>
+              <w:t>操作成功且页面内容正确（断言通过）</w:t>
             </w:r>
           </w:p>
         </w:tc>
@@ -11450,7 +10900,7 @@
         <w:pStyle w:val="Heading3"/>
       </w:pPr>
       <w:r>
-        <w:t>TC-ORG-11  关闭详情</w:t>
+        <w:t>TC-ORG-11  机构关联图谱canvas</w:t>
       </w:r>
     </w:p>
     <w:tbl>
@@ -11682,7 +11132,7 @@
                 <w:b w:val="0"/>
                 <w:sz w:val="18"/>
               </w:rPr>
-              <w:t>关闭抽屉</w:t>
+              <w:t>断言canvas</w:t>
             </w:r>
           </w:p>
         </w:tc>
@@ -11714,7 +11164,7 @@
                 <w:b w:val="0"/>
                 <w:sz w:val="18"/>
               </w:rPr>
-              <w:t>操作成功，无异常，UI 正确响应</w:t>
+              <w:t>操作成功且页面内容正确（断言通过）</w:t>
             </w:r>
           </w:p>
         </w:tc>
@@ -11725,7 +11175,7 @@
         <w:pStyle w:val="Heading3"/>
       </w:pPr>
       <w:r>
-        <w:t>TC-ORG-12  刷新</w:t>
+        <w:t>TC-ORG-12  关闭详情</w:t>
       </w:r>
     </w:p>
     <w:tbl>
@@ -11957,7 +11407,7 @@
                 <w:b w:val="0"/>
                 <w:sz w:val="18"/>
               </w:rPr>
-              <w:t>点击刷新</w:t>
+              <w:t>关闭</w:t>
             </w:r>
           </w:p>
         </w:tc>
@@ -11989,7 +11439,7 @@
                 <w:b w:val="0"/>
                 <w:sz w:val="18"/>
               </w:rPr>
-              <w:t>操作成功，无异常，UI 正确响应</w:t>
+              <w:t>操作成功且页面内容正确（断言通过）</w:t>
             </w:r>
           </w:p>
         </w:tc>
@@ -12008,7 +11458,7 @@
         <w:pStyle w:val="Heading3"/>
       </w:pPr>
       <w:r>
-        <w:t>TC-PER-01  人员画像列表加载</w:t>
+        <w:t>TC-PER-01  人员画像列表加载且名称列非空</w:t>
       </w:r>
     </w:p>
     <w:tbl>
@@ -12240,7 +11690,7 @@
                 <w:b w:val="0"/>
                 <w:sz w:val="18"/>
               </w:rPr>
-              <w:t>访问 /person</w:t>
+              <w:t>访问/person，断言行数&gt;0且名称非空</w:t>
             </w:r>
           </w:p>
         </w:tc>
@@ -12272,7 +11722,7 @@
                 <w:b w:val="0"/>
                 <w:sz w:val="18"/>
               </w:rPr>
-              <w:t>操作成功，无异常，UI 正确响应</w:t>
+              <w:t>操作成功且页面内容正确（断言通过）</w:t>
             </w:r>
           </w:p>
         </w:tc>
@@ -12283,7 +11733,7 @@
         <w:pStyle w:val="Heading3"/>
       </w:pPr>
       <w:r>
-        <w:t>TC-PER-02  关键词搜索人员</w:t>
+        <w:t>TC-PER-02  人员画像关键词搜索有过滤效果</w:t>
       </w:r>
     </w:p>
     <w:tbl>
@@ -12515,7 +11965,7 @@
                 <w:b w:val="0"/>
                 <w:sz w:val="18"/>
               </w:rPr>
-              <w:t>输入姓氏</w:t>
+              <w:t>搜'王'断言结果变化</w:t>
             </w:r>
           </w:p>
         </w:tc>
@@ -12547,7 +11997,7 @@
                 <w:b w:val="0"/>
                 <w:sz w:val="18"/>
               </w:rPr>
-              <w:t>操作成功，无异常，UI 正确响应</w:t>
+              <w:t>操作成功且页面内容正确（断言通过）</w:t>
             </w:r>
           </w:p>
         </w:tc>
@@ -12558,7 +12008,7 @@
         <w:pStyle w:val="Heading3"/>
       </w:pPr>
       <w:r>
-        <w:t>TC-PER-03  重置搜索</w:t>
+        <w:t>TC-PER-03  人员画像清空搜索恢复列表</w:t>
       </w:r>
     </w:p>
     <w:tbl>
@@ -12790,7 +12240,7 @@
                 <w:b w:val="0"/>
                 <w:sz w:val="18"/>
               </w:rPr>
-              <w:t>空关键词</w:t>
+              <w:t>空关键词搜索</w:t>
             </w:r>
           </w:p>
         </w:tc>
@@ -12822,7 +12272,7 @@
                 <w:b w:val="0"/>
                 <w:sz w:val="18"/>
               </w:rPr>
-              <w:t>操作成功，无异常，UI 正确响应</w:t>
+              <w:t>操作成功且页面内容正确（断言通过）</w:t>
             </w:r>
           </w:p>
         </w:tc>
@@ -12833,7 +12283,7 @@
         <w:pStyle w:val="Heading3"/>
       </w:pPr>
       <w:r>
-        <w:t>TC-PER-04  打开人员详情</w:t>
+        <w:t>TC-PER-04  人员画像详情抽屉字段非空</w:t>
       </w:r>
     </w:p>
     <w:tbl>
@@ -13065,7 +12515,7 @@
                 <w:b w:val="0"/>
                 <w:sz w:val="18"/>
               </w:rPr>
-              <w:t>点击详情</w:t>
+              <w:t>打开详情，断言名称/字段有值</w:t>
             </w:r>
           </w:p>
         </w:tc>
@@ -13097,7 +12547,7 @@
                 <w:b w:val="0"/>
                 <w:sz w:val="18"/>
               </w:rPr>
-              <w:t>操作成功，无异常，UI 正确响应</w:t>
+              <w:t>操作成功且页面内容正确（断言通过）</w:t>
             </w:r>
           </w:p>
         </w:tc>
@@ -13108,7 +12558,7 @@
         <w:pStyle w:val="Heading3"/>
       </w:pPr>
       <w:r>
-        <w:t>TC-PER-05  切换到'基本信息' Tab 并渲染</w:t>
+        <w:t>TC-PER-05  人员画像切换'基本信息'并渲染</w:t>
       </w:r>
     </w:p>
     <w:tbl>
@@ -13340,7 +12790,7 @@
                 <w:b w:val="0"/>
                 <w:sz w:val="18"/>
               </w:rPr>
-              <w:t>点击 基本信息 Tab</w:t>
+              <w:t>点击基本信息断言有内容</w:t>
             </w:r>
           </w:p>
         </w:tc>
@@ -13372,7 +12822,7 @@
                 <w:b w:val="0"/>
                 <w:sz w:val="18"/>
               </w:rPr>
-              <w:t>操作成功，无异常，UI 正确响应</w:t>
+              <w:t>操作成功且页面内容正确（断言通过）</w:t>
             </w:r>
           </w:p>
         </w:tc>
@@ -13383,7 +12833,7 @@
         <w:pStyle w:val="Heading3"/>
       </w:pPr>
       <w:r>
-        <w:t>TC-PER-06  切换到'工作经历' Tab 并渲染</w:t>
+        <w:t>TC-PER-06  人员画像切换'工作经历'并渲染</w:t>
       </w:r>
     </w:p>
     <w:tbl>
@@ -13615,7 +13065,7 @@
                 <w:b w:val="0"/>
                 <w:sz w:val="18"/>
               </w:rPr>
-              <w:t>点击 工作经历 Tab</w:t>
+              <w:t>点击工作经历断言有内容</w:t>
             </w:r>
           </w:p>
         </w:tc>
@@ -13647,7 +13097,7 @@
                 <w:b w:val="0"/>
                 <w:sz w:val="18"/>
               </w:rPr>
-              <w:t>操作成功，无异常，UI 正确响应</w:t>
+              <w:t>操作成功且页面内容正确（断言通过）</w:t>
             </w:r>
           </w:p>
         </w:tc>
@@ -13658,7 +13108,7 @@
         <w:pStyle w:val="Heading3"/>
       </w:pPr>
       <w:r>
-        <w:t>TC-PER-07  切换到'教育经历' Tab 并渲染</w:t>
+        <w:t>TC-PER-07  人员画像切换'教育经历'并渲染</w:t>
       </w:r>
     </w:p>
     <w:tbl>
@@ -13890,7 +13340,7 @@
                 <w:b w:val="0"/>
                 <w:sz w:val="18"/>
               </w:rPr>
-              <w:t>点击 教育经历 Tab</w:t>
+              <w:t>点击教育经历断言有内容</w:t>
             </w:r>
           </w:p>
         </w:tc>
@@ -13922,7 +13372,7 @@
                 <w:b w:val="0"/>
                 <w:sz w:val="18"/>
               </w:rPr>
-              <w:t>操作成功，无异常，UI 正确响应</w:t>
+              <w:t>操作成功且页面内容正确（断言通过）</w:t>
             </w:r>
           </w:p>
         </w:tc>
@@ -13933,7 +13383,7 @@
         <w:pStyle w:val="Heading3"/>
       </w:pPr>
       <w:r>
-        <w:t>TC-PER-08  切换到'学术成果' Tab 并渲染</w:t>
+        <w:t>TC-PER-08  人员画像切换'学术成果'并渲染</w:t>
       </w:r>
     </w:p>
     <w:tbl>
@@ -14165,7 +13615,7 @@
                 <w:b w:val="0"/>
                 <w:sz w:val="18"/>
               </w:rPr>
-              <w:t>点击 学术成果 Tab</w:t>
+              <w:t>点击学术成果断言有内容</w:t>
             </w:r>
           </w:p>
         </w:tc>
@@ -14197,7 +13647,7 @@
                 <w:b w:val="0"/>
                 <w:sz w:val="18"/>
               </w:rPr>
-              <w:t>操作成功，无异常，UI 正确响应</w:t>
+              <w:t>操作成功且页面内容正确（断言通过）</w:t>
             </w:r>
           </w:p>
         </w:tc>
@@ -14208,7 +13658,7 @@
         <w:pStyle w:val="Heading3"/>
       </w:pPr>
       <w:r>
-        <w:t>TC-PER-09  切换到'技术关注' Tab 并渲染</w:t>
+        <w:t>TC-PER-09  人员画像切换'技术关注'并渲染</w:t>
       </w:r>
     </w:p>
     <w:tbl>
@@ -14440,7 +13890,7 @@
                 <w:b w:val="0"/>
                 <w:sz w:val="18"/>
               </w:rPr>
-              <w:t>点击 技术关注 Tab</w:t>
+              <w:t>点击技术关注断言有内容</w:t>
             </w:r>
           </w:p>
         </w:tc>
@@ -14472,7 +13922,7 @@
                 <w:b w:val="0"/>
                 <w:sz w:val="18"/>
               </w:rPr>
-              <w:t>操作成功，无异常，UI 正确响应</w:t>
+              <w:t>操作成功且页面内容正确（断言通过）</w:t>
             </w:r>
           </w:p>
         </w:tc>
@@ -14483,7 +13933,7 @@
         <w:pStyle w:val="Heading3"/>
       </w:pPr>
       <w:r>
-        <w:t>TC-PER-10  切换到'关联图谱' Tab 并渲染</w:t>
+        <w:t>TC-PER-10  人员画像切换'关联图谱'并渲染</w:t>
       </w:r>
     </w:p>
     <w:tbl>
@@ -14715,7 +14165,7 @@
                 <w:b w:val="0"/>
                 <w:sz w:val="18"/>
               </w:rPr>
-              <w:t>点击 关联图谱 Tab</w:t>
+              <w:t>点击关联图谱断言有内容</w:t>
             </w:r>
           </w:p>
         </w:tc>
@@ -14747,7 +14197,7 @@
                 <w:b w:val="0"/>
                 <w:sz w:val="18"/>
               </w:rPr>
-              <w:t>操作成功，无异常，UI 正确响应</w:t>
+              <w:t>操作成功且页面内容正确（断言通过）</w:t>
             </w:r>
           </w:p>
         </w:tc>
@@ -14758,7 +14208,7 @@
         <w:pStyle w:val="Heading3"/>
       </w:pPr>
       <w:r>
-        <w:t>TC-PER-11  关闭详情</w:t>
+        <w:t>TC-PER-11  人员关联图谱canvas</w:t>
       </w:r>
     </w:p>
     <w:tbl>
@@ -14990,7 +14440,7 @@
                 <w:b w:val="0"/>
                 <w:sz w:val="18"/>
               </w:rPr>
-              <w:t>关闭抽屉</w:t>
+              <w:t>断言canvas</w:t>
             </w:r>
           </w:p>
         </w:tc>
@@ -15022,7 +14472,7 @@
                 <w:b w:val="0"/>
                 <w:sz w:val="18"/>
               </w:rPr>
-              <w:t>操作成功，无异常，UI 正确响应</w:t>
+              <w:t>操作成功且页面内容正确（断言通过）</w:t>
             </w:r>
           </w:p>
         </w:tc>
@@ -15033,7 +14483,7 @@
         <w:pStyle w:val="Heading3"/>
       </w:pPr>
       <w:r>
-        <w:t>TC-PER-12  刷新</w:t>
+        <w:t>TC-PER-12  关闭详情</w:t>
       </w:r>
     </w:p>
     <w:tbl>
@@ -15265,7 +14715,7 @@
                 <w:b w:val="0"/>
                 <w:sz w:val="18"/>
               </w:rPr>
-              <w:t>点击刷新</w:t>
+              <w:t>关闭</w:t>
             </w:r>
           </w:p>
         </w:tc>
@@ -15297,7 +14747,7 @@
                 <w:b w:val="0"/>
                 <w:sz w:val="18"/>
               </w:rPr>
-              <w:t>操作成功，无异常，UI 正确响应</w:t>
+              <w:t>操作成功且页面内容正确（断言通过）</w:t>
             </w:r>
           </w:p>
         </w:tc>
@@ -15316,7 +14766,7 @@
         <w:pStyle w:val="Heading3"/>
       </w:pPr>
       <w:r>
-        <w:t>TC-SCAN-01  扫描监测页加载</w:t>
+        <w:t>TC-SCAN-01  扫描页加载且前沿表有数据</w:t>
       </w:r>
     </w:p>
     <w:tbl>
@@ -15548,7 +14998,7 @@
                 <w:b w:val="0"/>
                 <w:sz w:val="18"/>
               </w:rPr>
-              <w:t>访问 /scan</w:t>
+              <w:t>断言前沿表行数&gt;0</w:t>
             </w:r>
           </w:p>
         </w:tc>
@@ -15580,7 +15030,7 @@
                 <w:b w:val="0"/>
                 <w:sz w:val="18"/>
               </w:rPr>
-              <w:t>操作成功，无异常，UI 正确响应</w:t>
+              <w:t>操作成功且页面内容正确（断言通过）</w:t>
             </w:r>
           </w:p>
         </w:tc>
@@ -15591,7 +15041,7 @@
         <w:pStyle w:val="Heading3"/>
       </w:pPr>
       <w:r>
-        <w:t>TC-SCAN-02  点击'开始扫描'触发任务</w:t>
+        <w:t>TC-SCAN-02  点击开始扫描后数据增长</w:t>
       </w:r>
     </w:p>
     <w:tbl>
@@ -15823,7 +15273,7 @@
                 <w:b w:val="0"/>
                 <w:sz w:val="18"/>
               </w:rPr>
-              <w:t>点击开始扫描</w:t>
+              <w:t>记前后行数，断言触发生效</w:t>
             </w:r>
           </w:p>
         </w:tc>
@@ -15855,7 +15305,7 @@
                 <w:b w:val="0"/>
                 <w:sz w:val="18"/>
               </w:rPr>
-              <w:t>操作成功，无异常，UI 正确响应</w:t>
+              <w:t>操作成功且页面内容正确（断言通过）</w:t>
             </w:r>
           </w:p>
         </w:tc>
@@ -15866,7 +15316,7 @@
         <w:pStyle w:val="Heading3"/>
       </w:pPr>
       <w:r>
-        <w:t>TC-SCAN-03  前沿技术表格渲染</w:t>
+        <w:t>TC-SCAN-03  告警列表有数据</w:t>
       </w:r>
     </w:p>
     <w:tbl>
@@ -16098,7 +15548,7 @@
                 <w:b w:val="0"/>
                 <w:sz w:val="18"/>
               </w:rPr>
-              <w:t>检查表格</w:t>
+              <w:t>断言告警表行数&gt;0</w:t>
             </w:r>
           </w:p>
         </w:tc>
@@ -16130,282 +15580,7 @@
                 <w:b w:val="0"/>
                 <w:sz w:val="18"/>
               </w:rPr>
-              <w:t>操作成功，无异常，UI 正确响应</w:t>
-            </w:r>
-          </w:p>
-        </w:tc>
-      </w:tr>
-    </w:tbl>
-    <w:p>
-      <w:pPr>
-        <w:pStyle w:val="Heading3"/>
-      </w:pPr>
-      <w:r>
-        <w:t>TC-SCAN-04  告警表格渲染</w:t>
-      </w:r>
-    </w:p>
-    <w:tbl>
-      <w:tblPr>
-        <w:tblStyle w:val="TableGrid"/>
-        <w:tblW w:type="auto" w:w="0"/>
-        <w:tblLook w:firstColumn="1" w:firstRow="1" w:lastColumn="0" w:lastRow="0" w:noHBand="0" w:noVBand="1" w:val="04A0"/>
-      </w:tblPr>
-      <w:tblGrid>
-        <w:gridCol w:w="4320"/>
-        <w:gridCol w:w="4320"/>
-      </w:tblGrid>
-      <w:tr>
-        <w:tc>
-          <w:tcPr>
-            <w:tcW w:type="dxa" w:w="1701"/>
-          </w:tcPr>
-          <w:p>
-            <w:r/>
-            <w:r>
-              <w:rPr>
-                <w:b/>
-                <w:sz w:val="18"/>
-              </w:rPr>
-              <w:t>项目</w:t>
-            </w:r>
-          </w:p>
-        </w:tc>
-        <w:tc>
-          <w:tcPr>
-            <w:tcW w:type="dxa" w:w="6803"/>
-          </w:tcPr>
-          <w:p>
-            <w:r/>
-            <w:r>
-              <w:rPr>
-                <w:b/>
-                <w:sz w:val="18"/>
-              </w:rPr>
-              <w:t>内容</w:t>
-            </w:r>
-          </w:p>
-        </w:tc>
-      </w:tr>
-      <w:tr>
-        <w:tc>
-          <w:tcPr>
-            <w:tcW w:type="dxa" w:w="1701"/>
-          </w:tcPr>
-          <w:p>
-            <w:r/>
-            <w:r>
-              <w:rPr>
-                <w:b w:val="0"/>
-                <w:sz w:val="18"/>
-              </w:rPr>
-              <w:t>用例编号</w:t>
-            </w:r>
-          </w:p>
-        </w:tc>
-        <w:tc>
-          <w:tcPr>
-            <w:tcW w:type="dxa" w:w="6803"/>
-          </w:tcPr>
-          <w:p>
-            <w:r/>
-            <w:r>
-              <w:rPr>
-                <w:b w:val="0"/>
-                <w:sz w:val="18"/>
-              </w:rPr>
-              <w:t>TC-SCAN-04</w:t>
-            </w:r>
-          </w:p>
-        </w:tc>
-      </w:tr>
-      <w:tr>
-        <w:tc>
-          <w:tcPr>
-            <w:tcW w:type="dxa" w:w="1701"/>
-          </w:tcPr>
-          <w:p>
-            <w:r/>
-            <w:r>
-              <w:rPr>
-                <w:b w:val="0"/>
-                <w:sz w:val="18"/>
-              </w:rPr>
-              <w:t>所属模块</w:t>
-            </w:r>
-          </w:p>
-        </w:tc>
-        <w:tc>
-          <w:tcPr>
-            <w:tcW w:type="dxa" w:w="6803"/>
-          </w:tcPr>
-          <w:p>
-            <w:r/>
-            <w:r>
-              <w:rPr>
-                <w:b w:val="0"/>
-                <w:sz w:val="18"/>
-              </w:rPr>
-              <w:t>扫描监测</w:t>
-            </w:r>
-          </w:p>
-        </w:tc>
-      </w:tr>
-      <w:tr>
-        <w:tc>
-          <w:tcPr>
-            <w:tcW w:type="dxa" w:w="1701"/>
-          </w:tcPr>
-          <w:p>
-            <w:r/>
-            <w:r>
-              <w:rPr>
-                <w:b w:val="0"/>
-                <w:sz w:val="18"/>
-              </w:rPr>
-              <w:t>优先级</w:t>
-            </w:r>
-          </w:p>
-        </w:tc>
-        <w:tc>
-          <w:tcPr>
-            <w:tcW w:type="dxa" w:w="6803"/>
-          </w:tcPr>
-          <w:p>
-            <w:r/>
-            <w:r>
-              <w:rPr>
-                <w:b w:val="0"/>
-                <w:sz w:val="18"/>
-              </w:rPr>
-              <w:t>中</w:t>
-            </w:r>
-          </w:p>
-        </w:tc>
-      </w:tr>
-      <w:tr>
-        <w:tc>
-          <w:tcPr>
-            <w:tcW w:type="dxa" w:w="1701"/>
-          </w:tcPr>
-          <w:p>
-            <w:r/>
-            <w:r>
-              <w:rPr>
-                <w:b w:val="0"/>
-                <w:sz w:val="18"/>
-              </w:rPr>
-              <w:t>测试类型</w:t>
-            </w:r>
-          </w:p>
-        </w:tc>
-        <w:tc>
-          <w:tcPr>
-            <w:tcW w:type="dxa" w:w="6803"/>
-          </w:tcPr>
-          <w:p>
-            <w:r/>
-            <w:r>
-              <w:rPr>
-                <w:b w:val="0"/>
-                <w:sz w:val="18"/>
-              </w:rPr>
-              <w:t>功能</w:t>
-            </w:r>
-          </w:p>
-        </w:tc>
-      </w:tr>
-      <w:tr>
-        <w:tc>
-          <w:tcPr>
-            <w:tcW w:type="dxa" w:w="1701"/>
-          </w:tcPr>
-          <w:p>
-            <w:r/>
-            <w:r>
-              <w:rPr>
-                <w:b w:val="0"/>
-                <w:sz w:val="18"/>
-              </w:rPr>
-              <w:t>前置条件</w:t>
-            </w:r>
-          </w:p>
-        </w:tc>
-        <w:tc>
-          <w:tcPr>
-            <w:tcW w:type="dxa" w:w="6803"/>
-          </w:tcPr>
-          <w:p>
-            <w:r/>
-            <w:r>
-              <w:rPr>
-                <w:b w:val="0"/>
-                <w:sz w:val="18"/>
-              </w:rPr>
-              <w:t>系统已部署，模拟数据已加载，页面可访问</w:t>
-            </w:r>
-          </w:p>
-        </w:tc>
-      </w:tr>
-      <w:tr>
-        <w:tc>
-          <w:tcPr>
-            <w:tcW w:type="dxa" w:w="1701"/>
-          </w:tcPr>
-          <w:p>
-            <w:r/>
-            <w:r>
-              <w:rPr>
-                <w:b w:val="0"/>
-                <w:sz w:val="18"/>
-              </w:rPr>
-              <w:t>测试步骤</w:t>
-            </w:r>
-          </w:p>
-        </w:tc>
-        <w:tc>
-          <w:tcPr>
-            <w:tcW w:type="dxa" w:w="6803"/>
-          </w:tcPr>
-          <w:p>
-            <w:r/>
-            <w:r>
-              <w:rPr>
-                <w:b w:val="0"/>
-                <w:sz w:val="18"/>
-              </w:rPr>
-              <w:t>检查告警表</w:t>
-            </w:r>
-          </w:p>
-        </w:tc>
-      </w:tr>
-      <w:tr>
-        <w:tc>
-          <w:tcPr>
-            <w:tcW w:type="dxa" w:w="1701"/>
-          </w:tcPr>
-          <w:p>
-            <w:r/>
-            <w:r>
-              <w:rPr>
-                <w:b w:val="0"/>
-                <w:sz w:val="18"/>
-              </w:rPr>
-              <w:t>预期结果</w:t>
-            </w:r>
-          </w:p>
-        </w:tc>
-        <w:tc>
-          <w:tcPr>
-            <w:tcW w:type="dxa" w:w="6803"/>
-          </w:tcPr>
-          <w:p>
-            <w:r/>
-            <w:r>
-              <w:rPr>
-                <w:b w:val="0"/>
-                <w:sz w:val="18"/>
-              </w:rPr>
-              <w:t>操作成功，无异常，UI 正确响应</w:t>
+              <w:t>操作成功且页面内容正确（断言通过）</w:t>
             </w:r>
           </w:p>
         </w:tc>
@@ -16424,7 +15599,7 @@
         <w:pStyle w:val="Heading3"/>
       </w:pPr>
       <w:r>
-        <w:t>TC-DISC-01  新技术发现页加载</w:t>
+        <w:t>TC-DISC-01  新技术发现列表有数据且无信号ID列</w:t>
       </w:r>
     </w:p>
     <w:tbl>
@@ -16656,7 +15831,7 @@
                 <w:b w:val="0"/>
                 <w:sz w:val="18"/>
               </w:rPr>
-              <w:t>访问 /discovery</w:t>
+              <w:t>断言行数&gt;0</w:t>
             </w:r>
           </w:p>
         </w:tc>
@@ -16688,7 +15863,7 @@
                 <w:b w:val="0"/>
                 <w:sz w:val="18"/>
               </w:rPr>
-              <w:t>操作成功，无异常，UI 正确响应</w:t>
+              <w:t>操作成功且页面内容正确（断言通过）</w:t>
             </w:r>
           </w:p>
         </w:tc>
@@ -16699,7 +15874,7 @@
         <w:pStyle w:val="Heading3"/>
       </w:pPr>
       <w:r>
-        <w:t>TC-DISC-02  触发发现扫描</w:t>
+        <w:t>TC-DISC-02  触发发现扫描后信号增长</w:t>
       </w:r>
     </w:p>
     <w:tbl>
@@ -16931,7 +16106,7 @@
                 <w:b w:val="0"/>
                 <w:sz w:val="18"/>
               </w:rPr>
-              <w:t>点击触发</w:t>
+              <w:t>记前后行数</w:t>
             </w:r>
           </w:p>
         </w:tc>
@@ -16963,7 +16138,7 @@
                 <w:b w:val="0"/>
                 <w:sz w:val="18"/>
               </w:rPr>
-              <w:t>操作成功，无异常，UI 正确响应</w:t>
+              <w:t>操作成功且页面内容正确（断言通过）</w:t>
             </w:r>
           </w:p>
         </w:tc>
@@ -16974,7 +16149,7 @@
         <w:pStyle w:val="Heading3"/>
       </w:pPr>
       <w:r>
-        <w:t>TC-DISC-03  信号列表渲染</w:t>
+        <w:t>TC-DISC-03  网络图有节点</w:t>
       </w:r>
     </w:p>
     <w:tbl>
@@ -17206,7 +16381,7 @@
                 <w:b w:val="0"/>
                 <w:sz w:val="18"/>
               </w:rPr>
-              <w:t>检查信号表</w:t>
+              <w:t>点网络图，断言canvas</w:t>
             </w:r>
           </w:p>
         </w:tc>
@@ -17238,282 +16413,7 @@
                 <w:b w:val="0"/>
                 <w:sz w:val="18"/>
               </w:rPr>
-              <w:t>操作成功，无异常，UI 正确响应</w:t>
-            </w:r>
-          </w:p>
-        </w:tc>
-      </w:tr>
-    </w:tbl>
-    <w:p>
-      <w:pPr>
-        <w:pStyle w:val="Heading3"/>
-      </w:pPr>
-      <w:r>
-        <w:t>TC-DISC-04  刷新信号</w:t>
-      </w:r>
-    </w:p>
-    <w:tbl>
-      <w:tblPr>
-        <w:tblStyle w:val="TableGrid"/>
-        <w:tblW w:type="auto" w:w="0"/>
-        <w:tblLook w:firstColumn="1" w:firstRow="1" w:lastColumn="0" w:lastRow="0" w:noHBand="0" w:noVBand="1" w:val="04A0"/>
-      </w:tblPr>
-      <w:tblGrid>
-        <w:gridCol w:w="4320"/>
-        <w:gridCol w:w="4320"/>
-      </w:tblGrid>
-      <w:tr>
-        <w:tc>
-          <w:tcPr>
-            <w:tcW w:type="dxa" w:w="1701"/>
-          </w:tcPr>
-          <w:p>
-            <w:r/>
-            <w:r>
-              <w:rPr>
-                <w:b/>
-                <w:sz w:val="18"/>
-              </w:rPr>
-              <w:t>项目</w:t>
-            </w:r>
-          </w:p>
-        </w:tc>
-        <w:tc>
-          <w:tcPr>
-            <w:tcW w:type="dxa" w:w="6803"/>
-          </w:tcPr>
-          <w:p>
-            <w:r/>
-            <w:r>
-              <w:rPr>
-                <w:b/>
-                <w:sz w:val="18"/>
-              </w:rPr>
-              <w:t>内容</w:t>
-            </w:r>
-          </w:p>
-        </w:tc>
-      </w:tr>
-      <w:tr>
-        <w:tc>
-          <w:tcPr>
-            <w:tcW w:type="dxa" w:w="1701"/>
-          </w:tcPr>
-          <w:p>
-            <w:r/>
-            <w:r>
-              <w:rPr>
-                <w:b w:val="0"/>
-                <w:sz w:val="18"/>
-              </w:rPr>
-              <w:t>用例编号</w:t>
-            </w:r>
-          </w:p>
-        </w:tc>
-        <w:tc>
-          <w:tcPr>
-            <w:tcW w:type="dxa" w:w="6803"/>
-          </w:tcPr>
-          <w:p>
-            <w:r/>
-            <w:r>
-              <w:rPr>
-                <w:b w:val="0"/>
-                <w:sz w:val="18"/>
-              </w:rPr>
-              <w:t>TC-DISC-04</w:t>
-            </w:r>
-          </w:p>
-        </w:tc>
-      </w:tr>
-      <w:tr>
-        <w:tc>
-          <w:tcPr>
-            <w:tcW w:type="dxa" w:w="1701"/>
-          </w:tcPr>
-          <w:p>
-            <w:r/>
-            <w:r>
-              <w:rPr>
-                <w:b w:val="0"/>
-                <w:sz w:val="18"/>
-              </w:rPr>
-              <w:t>所属模块</w:t>
-            </w:r>
-          </w:p>
-        </w:tc>
-        <w:tc>
-          <w:tcPr>
-            <w:tcW w:type="dxa" w:w="6803"/>
-          </w:tcPr>
-          <w:p>
-            <w:r/>
-            <w:r>
-              <w:rPr>
-                <w:b w:val="0"/>
-                <w:sz w:val="18"/>
-              </w:rPr>
-              <w:t>新技术发现</w:t>
-            </w:r>
-          </w:p>
-        </w:tc>
-      </w:tr>
-      <w:tr>
-        <w:tc>
-          <w:tcPr>
-            <w:tcW w:type="dxa" w:w="1701"/>
-          </w:tcPr>
-          <w:p>
-            <w:r/>
-            <w:r>
-              <w:rPr>
-                <w:b w:val="0"/>
-                <w:sz w:val="18"/>
-              </w:rPr>
-              <w:t>优先级</w:t>
-            </w:r>
-          </w:p>
-        </w:tc>
-        <w:tc>
-          <w:tcPr>
-            <w:tcW w:type="dxa" w:w="6803"/>
-          </w:tcPr>
-          <w:p>
-            <w:r/>
-            <w:r>
-              <w:rPr>
-                <w:b w:val="0"/>
-                <w:sz w:val="18"/>
-              </w:rPr>
-              <w:t>中</w:t>
-            </w:r>
-          </w:p>
-        </w:tc>
-      </w:tr>
-      <w:tr>
-        <w:tc>
-          <w:tcPr>
-            <w:tcW w:type="dxa" w:w="1701"/>
-          </w:tcPr>
-          <w:p>
-            <w:r/>
-            <w:r>
-              <w:rPr>
-                <w:b w:val="0"/>
-                <w:sz w:val="18"/>
-              </w:rPr>
-              <w:t>测试类型</w:t>
-            </w:r>
-          </w:p>
-        </w:tc>
-        <w:tc>
-          <w:tcPr>
-            <w:tcW w:type="dxa" w:w="6803"/>
-          </w:tcPr>
-          <w:p>
-            <w:r/>
-            <w:r>
-              <w:rPr>
-                <w:b w:val="0"/>
-                <w:sz w:val="18"/>
-              </w:rPr>
-              <w:t>功能</w:t>
-            </w:r>
-          </w:p>
-        </w:tc>
-      </w:tr>
-      <w:tr>
-        <w:tc>
-          <w:tcPr>
-            <w:tcW w:type="dxa" w:w="1701"/>
-          </w:tcPr>
-          <w:p>
-            <w:r/>
-            <w:r>
-              <w:rPr>
-                <w:b w:val="0"/>
-                <w:sz w:val="18"/>
-              </w:rPr>
-              <w:t>前置条件</w:t>
-            </w:r>
-          </w:p>
-        </w:tc>
-        <w:tc>
-          <w:tcPr>
-            <w:tcW w:type="dxa" w:w="6803"/>
-          </w:tcPr>
-          <w:p>
-            <w:r/>
-            <w:r>
-              <w:rPr>
-                <w:b w:val="0"/>
-                <w:sz w:val="18"/>
-              </w:rPr>
-              <w:t>系统已部署，模拟数据已加载，页面可访问</w:t>
-            </w:r>
-          </w:p>
-        </w:tc>
-      </w:tr>
-      <w:tr>
-        <w:tc>
-          <w:tcPr>
-            <w:tcW w:type="dxa" w:w="1701"/>
-          </w:tcPr>
-          <w:p>
-            <w:r/>
-            <w:r>
-              <w:rPr>
-                <w:b w:val="0"/>
-                <w:sz w:val="18"/>
-              </w:rPr>
-              <w:t>测试步骤</w:t>
-            </w:r>
-          </w:p>
-        </w:tc>
-        <w:tc>
-          <w:tcPr>
-            <w:tcW w:type="dxa" w:w="6803"/>
-          </w:tcPr>
-          <w:p>
-            <w:r/>
-            <w:r>
-              <w:rPr>
-                <w:b w:val="0"/>
-                <w:sz w:val="18"/>
-              </w:rPr>
-              <w:t>点击刷新</w:t>
-            </w:r>
-          </w:p>
-        </w:tc>
-      </w:tr>
-      <w:tr>
-        <w:tc>
-          <w:tcPr>
-            <w:tcW w:type="dxa" w:w="1701"/>
-          </w:tcPr>
-          <w:p>
-            <w:r/>
-            <w:r>
-              <w:rPr>
-                <w:b w:val="0"/>
-                <w:sz w:val="18"/>
-              </w:rPr>
-              <w:t>预期结果</w:t>
-            </w:r>
-          </w:p>
-        </w:tc>
-        <w:tc>
-          <w:tcPr>
-            <w:tcW w:type="dxa" w:w="6803"/>
-          </w:tcPr>
-          <w:p>
-            <w:r/>
-            <w:r>
-              <w:rPr>
-                <w:b w:val="0"/>
-                <w:sz w:val="18"/>
-              </w:rPr>
-              <w:t>操作成功，无异常，UI 正确响应</w:t>
+              <w:t>操作成功且页面内容正确（断言通过）</w:t>
             </w:r>
           </w:p>
         </w:tc>
@@ -17532,7 +16432,7 @@
         <w:pStyle w:val="Heading3"/>
       </w:pPr>
       <w:r>
-        <w:t>TC-TOP-01  选题推荐页加载</w:t>
+        <w:t>TC-TOP-01  选题列表有数据且状态中文</w:t>
       </w:r>
     </w:p>
     <w:tbl>
@@ -17764,7 +16664,7 @@
                 <w:b w:val="0"/>
                 <w:sz w:val="18"/>
               </w:rPr>
-              <w:t>访问 /topics</w:t>
+              <w:t>断言行数&gt;0且含中文状态</w:t>
             </w:r>
           </w:p>
         </w:tc>
@@ -17796,7 +16696,7 @@
                 <w:b w:val="0"/>
                 <w:sz w:val="18"/>
               </w:rPr>
-              <w:t>操作成功，无异常，UI 正确响应</w:t>
+              <w:t>操作成功且页面内容正确（断言通过）</w:t>
             </w:r>
           </w:p>
         </w:tc>
@@ -17807,7 +16707,7 @@
         <w:pStyle w:val="Heading3"/>
       </w:pPr>
       <w:r>
-        <w:t>TC-TOP-02  展开状态筛选下拉控件</w:t>
+        <w:t>TC-TOP-02  生成选题后列表增长</w:t>
       </w:r>
     </w:p>
     <w:tbl>
@@ -18039,7 +16939,7 @@
                 <w:b w:val="0"/>
                 <w:sz w:val="18"/>
               </w:rPr>
-              <w:t>点击状态下拉</w:t>
+              <w:t>点生成，断言增长</w:t>
             </w:r>
           </w:p>
         </w:tc>
@@ -18071,7 +16971,7 @@
                 <w:b w:val="0"/>
                 <w:sz w:val="18"/>
               </w:rPr>
-              <w:t>操作成功，无异常，UI 正确响应</w:t>
+              <w:t>操作成功且页面内容正确（断言通过）</w:t>
             </w:r>
           </w:p>
         </w:tc>
@@ -18082,7 +16982,7 @@
         <w:pStyle w:val="Heading3"/>
       </w:pPr>
       <w:r>
-        <w:t>TC-TOP-03  点击'生成选题'打开表单</w:t>
+        <w:t>TC-TOP-03  选题详情关联技术显示名称非ID</w:t>
       </w:r>
     </w:p>
     <w:tbl>
@@ -18314,7 +17214,7 @@
                 <w:b w:val="0"/>
                 <w:sz w:val="18"/>
               </w:rPr>
-              <w:t>点击生成选题</w:t>
+              <w:t>打开详情，断言含名称</w:t>
             </w:r>
           </w:p>
         </w:tc>
@@ -18346,557 +17246,7 @@
                 <w:b w:val="0"/>
                 <w:sz w:val="18"/>
               </w:rPr>
-              <w:t>操作成功，无异常，UI 正确响应</w:t>
-            </w:r>
-          </w:p>
-        </w:tc>
-      </w:tr>
-    </w:tbl>
-    <w:p>
-      <w:pPr>
-        <w:pStyle w:val="Heading3"/>
-      </w:pPr>
-      <w:r>
-        <w:t>TC-TOP-04  选题列表渲染</w:t>
-      </w:r>
-    </w:p>
-    <w:tbl>
-      <w:tblPr>
-        <w:tblStyle w:val="TableGrid"/>
-        <w:tblW w:type="auto" w:w="0"/>
-        <w:tblLook w:firstColumn="1" w:firstRow="1" w:lastColumn="0" w:lastRow="0" w:noHBand="0" w:noVBand="1" w:val="04A0"/>
-      </w:tblPr>
-      <w:tblGrid>
-        <w:gridCol w:w="4320"/>
-        <w:gridCol w:w="4320"/>
-      </w:tblGrid>
-      <w:tr>
-        <w:tc>
-          <w:tcPr>
-            <w:tcW w:type="dxa" w:w="1701"/>
-          </w:tcPr>
-          <w:p>
-            <w:r/>
-            <w:r>
-              <w:rPr>
-                <w:b/>
-                <w:sz w:val="18"/>
-              </w:rPr>
-              <w:t>项目</w:t>
-            </w:r>
-          </w:p>
-        </w:tc>
-        <w:tc>
-          <w:tcPr>
-            <w:tcW w:type="dxa" w:w="6803"/>
-          </w:tcPr>
-          <w:p>
-            <w:r/>
-            <w:r>
-              <w:rPr>
-                <w:b/>
-                <w:sz w:val="18"/>
-              </w:rPr>
-              <w:t>内容</w:t>
-            </w:r>
-          </w:p>
-        </w:tc>
-      </w:tr>
-      <w:tr>
-        <w:tc>
-          <w:tcPr>
-            <w:tcW w:type="dxa" w:w="1701"/>
-          </w:tcPr>
-          <w:p>
-            <w:r/>
-            <w:r>
-              <w:rPr>
-                <w:b w:val="0"/>
-                <w:sz w:val="18"/>
-              </w:rPr>
-              <w:t>用例编号</w:t>
-            </w:r>
-          </w:p>
-        </w:tc>
-        <w:tc>
-          <w:tcPr>
-            <w:tcW w:type="dxa" w:w="6803"/>
-          </w:tcPr>
-          <w:p>
-            <w:r/>
-            <w:r>
-              <w:rPr>
-                <w:b w:val="0"/>
-                <w:sz w:val="18"/>
-              </w:rPr>
-              <w:t>TC-TOP-04</w:t>
-            </w:r>
-          </w:p>
-        </w:tc>
-      </w:tr>
-      <w:tr>
-        <w:tc>
-          <w:tcPr>
-            <w:tcW w:type="dxa" w:w="1701"/>
-          </w:tcPr>
-          <w:p>
-            <w:r/>
-            <w:r>
-              <w:rPr>
-                <w:b w:val="0"/>
-                <w:sz w:val="18"/>
-              </w:rPr>
-              <w:t>所属模块</w:t>
-            </w:r>
-          </w:p>
-        </w:tc>
-        <w:tc>
-          <w:tcPr>
-            <w:tcW w:type="dxa" w:w="6803"/>
-          </w:tcPr>
-          <w:p>
-            <w:r/>
-            <w:r>
-              <w:rPr>
-                <w:b w:val="0"/>
-                <w:sz w:val="18"/>
-              </w:rPr>
-              <w:t>选题推荐</w:t>
-            </w:r>
-          </w:p>
-        </w:tc>
-      </w:tr>
-      <w:tr>
-        <w:tc>
-          <w:tcPr>
-            <w:tcW w:type="dxa" w:w="1701"/>
-          </w:tcPr>
-          <w:p>
-            <w:r/>
-            <w:r>
-              <w:rPr>
-                <w:b w:val="0"/>
-                <w:sz w:val="18"/>
-              </w:rPr>
-              <w:t>优先级</w:t>
-            </w:r>
-          </w:p>
-        </w:tc>
-        <w:tc>
-          <w:tcPr>
-            <w:tcW w:type="dxa" w:w="6803"/>
-          </w:tcPr>
-          <w:p>
-            <w:r/>
-            <w:r>
-              <w:rPr>
-                <w:b w:val="0"/>
-                <w:sz w:val="18"/>
-              </w:rPr>
-              <w:t>中</w:t>
-            </w:r>
-          </w:p>
-        </w:tc>
-      </w:tr>
-      <w:tr>
-        <w:tc>
-          <w:tcPr>
-            <w:tcW w:type="dxa" w:w="1701"/>
-          </w:tcPr>
-          <w:p>
-            <w:r/>
-            <w:r>
-              <w:rPr>
-                <w:b w:val="0"/>
-                <w:sz w:val="18"/>
-              </w:rPr>
-              <w:t>测试类型</w:t>
-            </w:r>
-          </w:p>
-        </w:tc>
-        <w:tc>
-          <w:tcPr>
-            <w:tcW w:type="dxa" w:w="6803"/>
-          </w:tcPr>
-          <w:p>
-            <w:r/>
-            <w:r>
-              <w:rPr>
-                <w:b w:val="0"/>
-                <w:sz w:val="18"/>
-              </w:rPr>
-              <w:t>功能</w:t>
-            </w:r>
-          </w:p>
-        </w:tc>
-      </w:tr>
-      <w:tr>
-        <w:tc>
-          <w:tcPr>
-            <w:tcW w:type="dxa" w:w="1701"/>
-          </w:tcPr>
-          <w:p>
-            <w:r/>
-            <w:r>
-              <w:rPr>
-                <w:b w:val="0"/>
-                <w:sz w:val="18"/>
-              </w:rPr>
-              <w:t>前置条件</w:t>
-            </w:r>
-          </w:p>
-        </w:tc>
-        <w:tc>
-          <w:tcPr>
-            <w:tcW w:type="dxa" w:w="6803"/>
-          </w:tcPr>
-          <w:p>
-            <w:r/>
-            <w:r>
-              <w:rPr>
-                <w:b w:val="0"/>
-                <w:sz w:val="18"/>
-              </w:rPr>
-              <w:t>系统已部署，模拟数据已加载，页面可访问</w:t>
-            </w:r>
-          </w:p>
-        </w:tc>
-      </w:tr>
-      <w:tr>
-        <w:tc>
-          <w:tcPr>
-            <w:tcW w:type="dxa" w:w="1701"/>
-          </w:tcPr>
-          <w:p>
-            <w:r/>
-            <w:r>
-              <w:rPr>
-                <w:b w:val="0"/>
-                <w:sz w:val="18"/>
-              </w:rPr>
-              <w:t>测试步骤</w:t>
-            </w:r>
-          </w:p>
-        </w:tc>
-        <w:tc>
-          <w:tcPr>
-            <w:tcW w:type="dxa" w:w="6803"/>
-          </w:tcPr>
-          <w:p>
-            <w:r/>
-            <w:r>
-              <w:rPr>
-                <w:b w:val="0"/>
-                <w:sz w:val="18"/>
-              </w:rPr>
-              <w:t>检查表格</w:t>
-            </w:r>
-          </w:p>
-        </w:tc>
-      </w:tr>
-      <w:tr>
-        <w:tc>
-          <w:tcPr>
-            <w:tcW w:type="dxa" w:w="1701"/>
-          </w:tcPr>
-          <w:p>
-            <w:r/>
-            <w:r>
-              <w:rPr>
-                <w:b w:val="0"/>
-                <w:sz w:val="18"/>
-              </w:rPr>
-              <w:t>预期结果</w:t>
-            </w:r>
-          </w:p>
-        </w:tc>
-        <w:tc>
-          <w:tcPr>
-            <w:tcW w:type="dxa" w:w="6803"/>
-          </w:tcPr>
-          <w:p>
-            <w:r/>
-            <w:r>
-              <w:rPr>
-                <w:b w:val="0"/>
-                <w:sz w:val="18"/>
-              </w:rPr>
-              <w:t>操作成功，无异常，UI 正确响应</w:t>
-            </w:r>
-          </w:p>
-        </w:tc>
-      </w:tr>
-    </w:tbl>
-    <w:p>
-      <w:pPr>
-        <w:pStyle w:val="Heading3"/>
-      </w:pPr>
-      <w:r>
-        <w:t>TC-TOP-05  刷新</w:t>
-      </w:r>
-    </w:p>
-    <w:tbl>
-      <w:tblPr>
-        <w:tblStyle w:val="TableGrid"/>
-        <w:tblW w:type="auto" w:w="0"/>
-        <w:tblLook w:firstColumn="1" w:firstRow="1" w:lastColumn="0" w:lastRow="0" w:noHBand="0" w:noVBand="1" w:val="04A0"/>
-      </w:tblPr>
-      <w:tblGrid>
-        <w:gridCol w:w="4320"/>
-        <w:gridCol w:w="4320"/>
-      </w:tblGrid>
-      <w:tr>
-        <w:tc>
-          <w:tcPr>
-            <w:tcW w:type="dxa" w:w="1701"/>
-          </w:tcPr>
-          <w:p>
-            <w:r/>
-            <w:r>
-              <w:rPr>
-                <w:b/>
-                <w:sz w:val="18"/>
-              </w:rPr>
-              <w:t>项目</w:t>
-            </w:r>
-          </w:p>
-        </w:tc>
-        <w:tc>
-          <w:tcPr>
-            <w:tcW w:type="dxa" w:w="6803"/>
-          </w:tcPr>
-          <w:p>
-            <w:r/>
-            <w:r>
-              <w:rPr>
-                <w:b/>
-                <w:sz w:val="18"/>
-              </w:rPr>
-              <w:t>内容</w:t>
-            </w:r>
-          </w:p>
-        </w:tc>
-      </w:tr>
-      <w:tr>
-        <w:tc>
-          <w:tcPr>
-            <w:tcW w:type="dxa" w:w="1701"/>
-          </w:tcPr>
-          <w:p>
-            <w:r/>
-            <w:r>
-              <w:rPr>
-                <w:b w:val="0"/>
-                <w:sz w:val="18"/>
-              </w:rPr>
-              <w:t>用例编号</w:t>
-            </w:r>
-          </w:p>
-        </w:tc>
-        <w:tc>
-          <w:tcPr>
-            <w:tcW w:type="dxa" w:w="6803"/>
-          </w:tcPr>
-          <w:p>
-            <w:r/>
-            <w:r>
-              <w:rPr>
-                <w:b w:val="0"/>
-                <w:sz w:val="18"/>
-              </w:rPr>
-              <w:t>TC-TOP-05</w:t>
-            </w:r>
-          </w:p>
-        </w:tc>
-      </w:tr>
-      <w:tr>
-        <w:tc>
-          <w:tcPr>
-            <w:tcW w:type="dxa" w:w="1701"/>
-          </w:tcPr>
-          <w:p>
-            <w:r/>
-            <w:r>
-              <w:rPr>
-                <w:b w:val="0"/>
-                <w:sz w:val="18"/>
-              </w:rPr>
-              <w:t>所属模块</w:t>
-            </w:r>
-          </w:p>
-        </w:tc>
-        <w:tc>
-          <w:tcPr>
-            <w:tcW w:type="dxa" w:w="6803"/>
-          </w:tcPr>
-          <w:p>
-            <w:r/>
-            <w:r>
-              <w:rPr>
-                <w:b w:val="0"/>
-                <w:sz w:val="18"/>
-              </w:rPr>
-              <w:t>选题推荐</w:t>
-            </w:r>
-          </w:p>
-        </w:tc>
-      </w:tr>
-      <w:tr>
-        <w:tc>
-          <w:tcPr>
-            <w:tcW w:type="dxa" w:w="1701"/>
-          </w:tcPr>
-          <w:p>
-            <w:r/>
-            <w:r>
-              <w:rPr>
-                <w:b w:val="0"/>
-                <w:sz w:val="18"/>
-              </w:rPr>
-              <w:t>优先级</w:t>
-            </w:r>
-          </w:p>
-        </w:tc>
-        <w:tc>
-          <w:tcPr>
-            <w:tcW w:type="dxa" w:w="6803"/>
-          </w:tcPr>
-          <w:p>
-            <w:r/>
-            <w:r>
-              <w:rPr>
-                <w:b w:val="0"/>
-                <w:sz w:val="18"/>
-              </w:rPr>
-              <w:t>中</w:t>
-            </w:r>
-          </w:p>
-        </w:tc>
-      </w:tr>
-      <w:tr>
-        <w:tc>
-          <w:tcPr>
-            <w:tcW w:type="dxa" w:w="1701"/>
-          </w:tcPr>
-          <w:p>
-            <w:r/>
-            <w:r>
-              <w:rPr>
-                <w:b w:val="0"/>
-                <w:sz w:val="18"/>
-              </w:rPr>
-              <w:t>测试类型</w:t>
-            </w:r>
-          </w:p>
-        </w:tc>
-        <w:tc>
-          <w:tcPr>
-            <w:tcW w:type="dxa" w:w="6803"/>
-          </w:tcPr>
-          <w:p>
-            <w:r/>
-            <w:r>
-              <w:rPr>
-                <w:b w:val="0"/>
-                <w:sz w:val="18"/>
-              </w:rPr>
-              <w:t>功能</w:t>
-            </w:r>
-          </w:p>
-        </w:tc>
-      </w:tr>
-      <w:tr>
-        <w:tc>
-          <w:tcPr>
-            <w:tcW w:type="dxa" w:w="1701"/>
-          </w:tcPr>
-          <w:p>
-            <w:r/>
-            <w:r>
-              <w:rPr>
-                <w:b w:val="0"/>
-                <w:sz w:val="18"/>
-              </w:rPr>
-              <w:t>前置条件</w:t>
-            </w:r>
-          </w:p>
-        </w:tc>
-        <w:tc>
-          <w:tcPr>
-            <w:tcW w:type="dxa" w:w="6803"/>
-          </w:tcPr>
-          <w:p>
-            <w:r/>
-            <w:r>
-              <w:rPr>
-                <w:b w:val="0"/>
-                <w:sz w:val="18"/>
-              </w:rPr>
-              <w:t>系统已部署，模拟数据已加载，页面可访问</w:t>
-            </w:r>
-          </w:p>
-        </w:tc>
-      </w:tr>
-      <w:tr>
-        <w:tc>
-          <w:tcPr>
-            <w:tcW w:type="dxa" w:w="1701"/>
-          </w:tcPr>
-          <w:p>
-            <w:r/>
-            <w:r>
-              <w:rPr>
-                <w:b w:val="0"/>
-                <w:sz w:val="18"/>
-              </w:rPr>
-              <w:t>测试步骤</w:t>
-            </w:r>
-          </w:p>
-        </w:tc>
-        <w:tc>
-          <w:tcPr>
-            <w:tcW w:type="dxa" w:w="6803"/>
-          </w:tcPr>
-          <w:p>
-            <w:r/>
-            <w:r>
-              <w:rPr>
-                <w:b w:val="0"/>
-                <w:sz w:val="18"/>
-              </w:rPr>
-              <w:t>点击刷新</w:t>
-            </w:r>
-          </w:p>
-        </w:tc>
-      </w:tr>
-      <w:tr>
-        <w:tc>
-          <w:tcPr>
-            <w:tcW w:type="dxa" w:w="1701"/>
-          </w:tcPr>
-          <w:p>
-            <w:r/>
-            <w:r>
-              <w:rPr>
-                <w:b w:val="0"/>
-                <w:sz w:val="18"/>
-              </w:rPr>
-              <w:t>预期结果</w:t>
-            </w:r>
-          </w:p>
-        </w:tc>
-        <w:tc>
-          <w:tcPr>
-            <w:tcW w:type="dxa" w:w="6803"/>
-          </w:tcPr>
-          <w:p>
-            <w:r/>
-            <w:r>
-              <w:rPr>
-                <w:b w:val="0"/>
-                <w:sz w:val="18"/>
-              </w:rPr>
-              <w:t>操作成功，无异常，UI 正确响应</w:t>
+              <w:t>操作成功且页面内容正确（断言通过）</w:t>
             </w:r>
           </w:p>
         </w:tc>
@@ -18915,7 +17265,7 @@
         <w:pStyle w:val="Heading3"/>
       </w:pPr>
       <w:r>
-        <w:t>TC-SET-01  设置页加载</w:t>
+        <w:t>TC-SET-01  设置页加载，LLM配置Tab有数据</w:t>
       </w:r>
     </w:p>
     <w:tbl>
@@ -19147,7 +17497,7 @@
                 <w:b w:val="0"/>
                 <w:sz w:val="18"/>
               </w:rPr>
-              <w:t>访问 /settings</w:t>
+              <w:t>断言表格行数&gt;0或可切换Tab</w:t>
             </w:r>
           </w:p>
         </w:tc>
@@ -19179,7 +17529,7 @@
                 <w:b w:val="0"/>
                 <w:sz w:val="18"/>
               </w:rPr>
-              <w:t>操作成功，无异常，UI 正确响应</w:t>
+              <w:t>操作成功且页面内容正确（断言通过）</w:t>
             </w:r>
           </w:p>
         </w:tc>
@@ -19190,7 +17540,7 @@
         <w:pStyle w:val="Heading3"/>
       </w:pPr>
       <w:r>
-        <w:t>TC-SET-02  切换到'数据源配置'Tab</w:t>
+        <w:t>TC-SET-02  切换数据源配置Tab</w:t>
       </w:r>
     </w:p>
     <w:tbl>
@@ -19454,7 +17804,7 @@
                 <w:b w:val="0"/>
                 <w:sz w:val="18"/>
               </w:rPr>
-              <w:t>操作成功，无异常，UI 正确响应</w:t>
+              <w:t>操作成功且页面内容正确（断言通过）</w:t>
             </w:r>
           </w:p>
         </w:tc>
@@ -19465,7 +17815,7 @@
         <w:pStyle w:val="Heading3"/>
       </w:pPr>
       <w:r>
-        <w:t>TC-SET-03  切换到'采集任务'Tab</w:t>
+        <w:t>TC-SET-03  切换采集任务Tab</w:t>
       </w:r>
     </w:p>
     <w:tbl>
@@ -19729,557 +18079,7 @@
                 <w:b w:val="0"/>
                 <w:sz w:val="18"/>
               </w:rPr>
-              <w:t>操作成功，无异常，UI 正确响应</w:t>
-            </w:r>
-          </w:p>
-        </w:tc>
-      </w:tr>
-    </w:tbl>
-    <w:p>
-      <w:pPr>
-        <w:pStyle w:val="Heading3"/>
-      </w:pPr>
-      <w:r>
-        <w:t>TC-SET-04  切回'大模型配置'Tab</w:t>
-      </w:r>
-    </w:p>
-    <w:tbl>
-      <w:tblPr>
-        <w:tblStyle w:val="TableGrid"/>
-        <w:tblW w:type="auto" w:w="0"/>
-        <w:tblLook w:firstColumn="1" w:firstRow="1" w:lastColumn="0" w:lastRow="0" w:noHBand="0" w:noVBand="1" w:val="04A0"/>
-      </w:tblPr>
-      <w:tblGrid>
-        <w:gridCol w:w="4320"/>
-        <w:gridCol w:w="4320"/>
-      </w:tblGrid>
-      <w:tr>
-        <w:tc>
-          <w:tcPr>
-            <w:tcW w:type="dxa" w:w="1701"/>
-          </w:tcPr>
-          <w:p>
-            <w:r/>
-            <w:r>
-              <w:rPr>
-                <w:b/>
-                <w:sz w:val="18"/>
-              </w:rPr>
-              <w:t>项目</w:t>
-            </w:r>
-          </w:p>
-        </w:tc>
-        <w:tc>
-          <w:tcPr>
-            <w:tcW w:type="dxa" w:w="6803"/>
-          </w:tcPr>
-          <w:p>
-            <w:r/>
-            <w:r>
-              <w:rPr>
-                <w:b/>
-                <w:sz w:val="18"/>
-              </w:rPr>
-              <w:t>内容</w:t>
-            </w:r>
-          </w:p>
-        </w:tc>
-      </w:tr>
-      <w:tr>
-        <w:tc>
-          <w:tcPr>
-            <w:tcW w:type="dxa" w:w="1701"/>
-          </w:tcPr>
-          <w:p>
-            <w:r/>
-            <w:r>
-              <w:rPr>
-                <w:b w:val="0"/>
-                <w:sz w:val="18"/>
-              </w:rPr>
-              <w:t>用例编号</w:t>
-            </w:r>
-          </w:p>
-        </w:tc>
-        <w:tc>
-          <w:tcPr>
-            <w:tcW w:type="dxa" w:w="6803"/>
-          </w:tcPr>
-          <w:p>
-            <w:r/>
-            <w:r>
-              <w:rPr>
-                <w:b w:val="0"/>
-                <w:sz w:val="18"/>
-              </w:rPr>
-              <w:t>TC-SET-04</w:t>
-            </w:r>
-          </w:p>
-        </w:tc>
-      </w:tr>
-      <w:tr>
-        <w:tc>
-          <w:tcPr>
-            <w:tcW w:type="dxa" w:w="1701"/>
-          </w:tcPr>
-          <w:p>
-            <w:r/>
-            <w:r>
-              <w:rPr>
-                <w:b w:val="0"/>
-                <w:sz w:val="18"/>
-              </w:rPr>
-              <w:t>所属模块</w:t>
-            </w:r>
-          </w:p>
-        </w:tc>
-        <w:tc>
-          <w:tcPr>
-            <w:tcW w:type="dxa" w:w="6803"/>
-          </w:tcPr>
-          <w:p>
-            <w:r/>
-            <w:r>
-              <w:rPr>
-                <w:b w:val="0"/>
-                <w:sz w:val="18"/>
-              </w:rPr>
-              <w:t>系统设置</w:t>
-            </w:r>
-          </w:p>
-        </w:tc>
-      </w:tr>
-      <w:tr>
-        <w:tc>
-          <w:tcPr>
-            <w:tcW w:type="dxa" w:w="1701"/>
-          </w:tcPr>
-          <w:p>
-            <w:r/>
-            <w:r>
-              <w:rPr>
-                <w:b w:val="0"/>
-                <w:sz w:val="18"/>
-              </w:rPr>
-              <w:t>优先级</w:t>
-            </w:r>
-          </w:p>
-        </w:tc>
-        <w:tc>
-          <w:tcPr>
-            <w:tcW w:type="dxa" w:w="6803"/>
-          </w:tcPr>
-          <w:p>
-            <w:r/>
-            <w:r>
-              <w:rPr>
-                <w:b w:val="0"/>
-                <w:sz w:val="18"/>
-              </w:rPr>
-              <w:t>中</w:t>
-            </w:r>
-          </w:p>
-        </w:tc>
-      </w:tr>
-      <w:tr>
-        <w:tc>
-          <w:tcPr>
-            <w:tcW w:type="dxa" w:w="1701"/>
-          </w:tcPr>
-          <w:p>
-            <w:r/>
-            <w:r>
-              <w:rPr>
-                <w:b w:val="0"/>
-                <w:sz w:val="18"/>
-              </w:rPr>
-              <w:t>测试类型</w:t>
-            </w:r>
-          </w:p>
-        </w:tc>
-        <w:tc>
-          <w:tcPr>
-            <w:tcW w:type="dxa" w:w="6803"/>
-          </w:tcPr>
-          <w:p>
-            <w:r/>
-            <w:r>
-              <w:rPr>
-                <w:b w:val="0"/>
-                <w:sz w:val="18"/>
-              </w:rPr>
-              <w:t>功能</w:t>
-            </w:r>
-          </w:p>
-        </w:tc>
-      </w:tr>
-      <w:tr>
-        <w:tc>
-          <w:tcPr>
-            <w:tcW w:type="dxa" w:w="1701"/>
-          </w:tcPr>
-          <w:p>
-            <w:r/>
-            <w:r>
-              <w:rPr>
-                <w:b w:val="0"/>
-                <w:sz w:val="18"/>
-              </w:rPr>
-              <w:t>前置条件</w:t>
-            </w:r>
-          </w:p>
-        </w:tc>
-        <w:tc>
-          <w:tcPr>
-            <w:tcW w:type="dxa" w:w="6803"/>
-          </w:tcPr>
-          <w:p>
-            <w:r/>
-            <w:r>
-              <w:rPr>
-                <w:b w:val="0"/>
-                <w:sz w:val="18"/>
-              </w:rPr>
-              <w:t>系统已部署，模拟数据已加载，页面可访问</w:t>
-            </w:r>
-          </w:p>
-        </w:tc>
-      </w:tr>
-      <w:tr>
-        <w:tc>
-          <w:tcPr>
-            <w:tcW w:type="dxa" w:w="1701"/>
-          </w:tcPr>
-          <w:p>
-            <w:r/>
-            <w:r>
-              <w:rPr>
-                <w:b w:val="0"/>
-                <w:sz w:val="18"/>
-              </w:rPr>
-              <w:t>测试步骤</w:t>
-            </w:r>
-          </w:p>
-        </w:tc>
-        <w:tc>
-          <w:tcPr>
-            <w:tcW w:type="dxa" w:w="6803"/>
-          </w:tcPr>
-          <w:p>
-            <w:r/>
-            <w:r>
-              <w:rPr>
-                <w:b w:val="0"/>
-                <w:sz w:val="18"/>
-              </w:rPr>
-              <w:t>点击Tab</w:t>
-            </w:r>
-          </w:p>
-        </w:tc>
-      </w:tr>
-      <w:tr>
-        <w:tc>
-          <w:tcPr>
-            <w:tcW w:type="dxa" w:w="1701"/>
-          </w:tcPr>
-          <w:p>
-            <w:r/>
-            <w:r>
-              <w:rPr>
-                <w:b w:val="0"/>
-                <w:sz w:val="18"/>
-              </w:rPr>
-              <w:t>预期结果</w:t>
-            </w:r>
-          </w:p>
-        </w:tc>
-        <w:tc>
-          <w:tcPr>
-            <w:tcW w:type="dxa" w:w="6803"/>
-          </w:tcPr>
-          <w:p>
-            <w:r/>
-            <w:r>
-              <w:rPr>
-                <w:b w:val="0"/>
-                <w:sz w:val="18"/>
-              </w:rPr>
-              <w:t>操作成功，无异常，UI 正确响应</w:t>
-            </w:r>
-          </w:p>
-        </w:tc>
-      </w:tr>
-    </w:tbl>
-    <w:p>
-      <w:pPr>
-        <w:pStyle w:val="Heading3"/>
-      </w:pPr>
-      <w:r>
-        <w:t>TC-SET-05  LLM 配置表格渲染</w:t>
-      </w:r>
-    </w:p>
-    <w:tbl>
-      <w:tblPr>
-        <w:tblStyle w:val="TableGrid"/>
-        <w:tblW w:type="auto" w:w="0"/>
-        <w:tblLook w:firstColumn="1" w:firstRow="1" w:lastColumn="0" w:lastRow="0" w:noHBand="0" w:noVBand="1" w:val="04A0"/>
-      </w:tblPr>
-      <w:tblGrid>
-        <w:gridCol w:w="4320"/>
-        <w:gridCol w:w="4320"/>
-      </w:tblGrid>
-      <w:tr>
-        <w:tc>
-          <w:tcPr>
-            <w:tcW w:type="dxa" w:w="1701"/>
-          </w:tcPr>
-          <w:p>
-            <w:r/>
-            <w:r>
-              <w:rPr>
-                <w:b/>
-                <w:sz w:val="18"/>
-              </w:rPr>
-              <w:t>项目</w:t>
-            </w:r>
-          </w:p>
-        </w:tc>
-        <w:tc>
-          <w:tcPr>
-            <w:tcW w:type="dxa" w:w="6803"/>
-          </w:tcPr>
-          <w:p>
-            <w:r/>
-            <w:r>
-              <w:rPr>
-                <w:b/>
-                <w:sz w:val="18"/>
-              </w:rPr>
-              <w:t>内容</w:t>
-            </w:r>
-          </w:p>
-        </w:tc>
-      </w:tr>
-      <w:tr>
-        <w:tc>
-          <w:tcPr>
-            <w:tcW w:type="dxa" w:w="1701"/>
-          </w:tcPr>
-          <w:p>
-            <w:r/>
-            <w:r>
-              <w:rPr>
-                <w:b w:val="0"/>
-                <w:sz w:val="18"/>
-              </w:rPr>
-              <w:t>用例编号</w:t>
-            </w:r>
-          </w:p>
-        </w:tc>
-        <w:tc>
-          <w:tcPr>
-            <w:tcW w:type="dxa" w:w="6803"/>
-          </w:tcPr>
-          <w:p>
-            <w:r/>
-            <w:r>
-              <w:rPr>
-                <w:b w:val="0"/>
-                <w:sz w:val="18"/>
-              </w:rPr>
-              <w:t>TC-SET-05</w:t>
-            </w:r>
-          </w:p>
-        </w:tc>
-      </w:tr>
-      <w:tr>
-        <w:tc>
-          <w:tcPr>
-            <w:tcW w:type="dxa" w:w="1701"/>
-          </w:tcPr>
-          <w:p>
-            <w:r/>
-            <w:r>
-              <w:rPr>
-                <w:b w:val="0"/>
-                <w:sz w:val="18"/>
-              </w:rPr>
-              <w:t>所属模块</w:t>
-            </w:r>
-          </w:p>
-        </w:tc>
-        <w:tc>
-          <w:tcPr>
-            <w:tcW w:type="dxa" w:w="6803"/>
-          </w:tcPr>
-          <w:p>
-            <w:r/>
-            <w:r>
-              <w:rPr>
-                <w:b w:val="0"/>
-                <w:sz w:val="18"/>
-              </w:rPr>
-              <w:t>系统设置</w:t>
-            </w:r>
-          </w:p>
-        </w:tc>
-      </w:tr>
-      <w:tr>
-        <w:tc>
-          <w:tcPr>
-            <w:tcW w:type="dxa" w:w="1701"/>
-          </w:tcPr>
-          <w:p>
-            <w:r/>
-            <w:r>
-              <w:rPr>
-                <w:b w:val="0"/>
-                <w:sz w:val="18"/>
-              </w:rPr>
-              <w:t>优先级</w:t>
-            </w:r>
-          </w:p>
-        </w:tc>
-        <w:tc>
-          <w:tcPr>
-            <w:tcW w:type="dxa" w:w="6803"/>
-          </w:tcPr>
-          <w:p>
-            <w:r/>
-            <w:r>
-              <w:rPr>
-                <w:b w:val="0"/>
-                <w:sz w:val="18"/>
-              </w:rPr>
-              <w:t>中</w:t>
-            </w:r>
-          </w:p>
-        </w:tc>
-      </w:tr>
-      <w:tr>
-        <w:tc>
-          <w:tcPr>
-            <w:tcW w:type="dxa" w:w="1701"/>
-          </w:tcPr>
-          <w:p>
-            <w:r/>
-            <w:r>
-              <w:rPr>
-                <w:b w:val="0"/>
-                <w:sz w:val="18"/>
-              </w:rPr>
-              <w:t>测试类型</w:t>
-            </w:r>
-          </w:p>
-        </w:tc>
-        <w:tc>
-          <w:tcPr>
-            <w:tcW w:type="dxa" w:w="6803"/>
-          </w:tcPr>
-          <w:p>
-            <w:r/>
-            <w:r>
-              <w:rPr>
-                <w:b w:val="0"/>
-                <w:sz w:val="18"/>
-              </w:rPr>
-              <w:t>功能</w:t>
-            </w:r>
-          </w:p>
-        </w:tc>
-      </w:tr>
-      <w:tr>
-        <w:tc>
-          <w:tcPr>
-            <w:tcW w:type="dxa" w:w="1701"/>
-          </w:tcPr>
-          <w:p>
-            <w:r/>
-            <w:r>
-              <w:rPr>
-                <w:b w:val="0"/>
-                <w:sz w:val="18"/>
-              </w:rPr>
-              <w:t>前置条件</w:t>
-            </w:r>
-          </w:p>
-        </w:tc>
-        <w:tc>
-          <w:tcPr>
-            <w:tcW w:type="dxa" w:w="6803"/>
-          </w:tcPr>
-          <w:p>
-            <w:r/>
-            <w:r>
-              <w:rPr>
-                <w:b w:val="0"/>
-                <w:sz w:val="18"/>
-              </w:rPr>
-              <w:t>系统已部署，模拟数据已加载，页面可访问</w:t>
-            </w:r>
-          </w:p>
-        </w:tc>
-      </w:tr>
-      <w:tr>
-        <w:tc>
-          <w:tcPr>
-            <w:tcW w:type="dxa" w:w="1701"/>
-          </w:tcPr>
-          <w:p>
-            <w:r/>
-            <w:r>
-              <w:rPr>
-                <w:b w:val="0"/>
-                <w:sz w:val="18"/>
-              </w:rPr>
-              <w:t>测试步骤</w:t>
-            </w:r>
-          </w:p>
-        </w:tc>
-        <w:tc>
-          <w:tcPr>
-            <w:tcW w:type="dxa" w:w="6803"/>
-          </w:tcPr>
-          <w:p>
-            <w:r/>
-            <w:r>
-              <w:rPr>
-                <w:b w:val="0"/>
-                <w:sz w:val="18"/>
-              </w:rPr>
-              <w:t>检查表格</w:t>
-            </w:r>
-          </w:p>
-        </w:tc>
-      </w:tr>
-      <w:tr>
-        <w:tc>
-          <w:tcPr>
-            <w:tcW w:type="dxa" w:w="1701"/>
-          </w:tcPr>
-          <w:p>
-            <w:r/>
-            <w:r>
-              <w:rPr>
-                <w:b w:val="0"/>
-                <w:sz w:val="18"/>
-              </w:rPr>
-              <w:t>预期结果</w:t>
-            </w:r>
-          </w:p>
-        </w:tc>
-        <w:tc>
-          <w:tcPr>
-            <w:tcW w:type="dxa" w:w="6803"/>
-          </w:tcPr>
-          <w:p>
-            <w:r/>
-            <w:r>
-              <w:rPr>
-                <w:b w:val="0"/>
-                <w:sz w:val="18"/>
-              </w:rPr>
-              <w:t>操作成功，无异常，UI 正确响应</w:t>
+              <w:t>操作成功且页面内容正确（断言通过）</w:t>
             </w:r>
           </w:p>
         </w:tc>
